--- a/syllabus/cpp-evolution-syllabus.docx
+++ b/syllabus/cpp-evolution-syllabus.docx
@@ -95,7 +95,7 @@
         <w:t xml:space="preserve"> </w:t>
       </w:r>
       <w:r>
-        <w:t xml:space="preserve">~90 minutes of lecture with live demos, ~30 minutes of guided exercise</w:t>
+        <w:t xml:space="preserve">Session 1: ~100 minutes of lecture with live demos and a 20-minute guided exercise. Sessions 2 to 5: four blocks, each about 20 minutes of lecture followed by a 10-minute lab on Compiler Explorer (one file, three TODOs on what was just taught); the cumulative telemetry exercise is at-home work</w:t>
       </w:r>
     </w:p>
     <w:p>
@@ -2097,7 +2097,7 @@
               <w:jc w:val="left"/>
             </w:pPr>
             <w:r>
-              <w:t xml:space="preserve">0:10</w:t>
+              <w:t xml:space="preserve">0:06</w:t>
             </w:r>
           </w:p>
         </w:tc>
@@ -2225,145 +2225,89 @@
               <w:jc w:val="left"/>
             </w:pPr>
             <w:r>
-              <w:t xml:space="preserve">0:35</w:t>
-            </w:r>
-          </w:p>
-        </w:tc>
-        <w:tc>
-          <w:tcPr/>
-          <w:p>
-            <w:pPr>
-              <w:pStyle w:val="Compact"/>
-              <w:jc w:val="left"/>
-            </w:pPr>
-            <w:r>
-              <w:t xml:space="preserve">Maybe, either, and anything</w:t>
-            </w:r>
-          </w:p>
-        </w:tc>
-        <w:tc>
-          <w:tcPr/>
-          <w:p>
-            <w:pPr>
-              <w:pStyle w:val="Compact"/>
-              <w:jc w:val="left"/>
-            </w:pPr>
-            <w:r>
-              <w:rPr>
-                <w:rStyle w:val="VerbatimChar"/>
-              </w:rPr>
-              <w:t xml:space="preserve">std::optional</w:t>
-            </w:r>
-            <w:r>
-              <w:t xml:space="preserve"> </w:t>
-            </w:r>
-            <w:r>
-              <w:t xml:space="preserve">(C++17) replacing sentinel values and</w:t>
-            </w:r>
-            <w:r>
-              <w:t xml:space="preserve"> </w:t>
-            </w:r>
-            <w:r>
-              <w:rPr>
-                <w:rStyle w:val="VerbatimChar"/>
-              </w:rPr>
-              <w:t xml:space="preserve">bool</w:t>
-            </w:r>
-            <w:r>
-              <w:t xml:space="preserve"> </w:t>
-            </w:r>
-            <w:r>
-              <w:t xml:space="preserve">out-parameters; C++23 monadic operations (</w:t>
-            </w:r>
-            <w:r>
-              <w:rPr>
-                <w:rStyle w:val="VerbatimChar"/>
-              </w:rPr>
-              <w:t xml:space="preserve">and_then</w:t>
-            </w:r>
-            <w:r>
-              <w:t xml:space="preserve">,</w:t>
-            </w:r>
-            <w:r>
-              <w:t xml:space="preserve"> </w:t>
-            </w:r>
-            <w:r>
-              <w:rPr>
-                <w:rStyle w:val="VerbatimChar"/>
-              </w:rPr>
-              <w:t xml:space="preserve">transform</w:t>
-            </w:r>
-            <w:r>
-              <w:t xml:space="preserve">,</w:t>
-            </w:r>
-            <w:r>
-              <w:t xml:space="preserve"> </w:t>
-            </w:r>
-            <w:r>
-              <w:rPr>
-                <w:rStyle w:val="VerbatimChar"/>
-              </w:rPr>
-              <w:t xml:space="preserve">or_else</w:t>
-            </w:r>
-            <w:r>
-              <w:t xml:space="preserve">).</w:t>
-            </w:r>
-            <w:r>
-              <w:t xml:space="preserve"> </w:t>
-            </w:r>
-            <w:r>
-              <w:rPr>
-                <w:rStyle w:val="VerbatimChar"/>
-              </w:rPr>
-              <w:t xml:space="preserve">std::variant</w:t>
-            </w:r>
-            <w:r>
-              <w:t xml:space="preserve"> </w:t>
-            </w:r>
-            <w:r>
-              <w:t xml:space="preserve">and</w:t>
-            </w:r>
-            <w:r>
-              <w:t xml:space="preserve"> </w:t>
-            </w:r>
-            <w:r>
-              <w:rPr>
-                <w:rStyle w:val="VerbatimChar"/>
-              </w:rPr>
-              <w:t xml:space="preserve">std::visit</w:t>
-            </w:r>
-            <w:r>
-              <w:t xml:space="preserve"> </w:t>
-            </w:r>
-            <w:r>
-              <w:t xml:space="preserve">(C++17) replacing tagged unions and</w:t>
-            </w:r>
-            <w:r>
-              <w:t xml:space="preserve"> </w:t>
-            </w:r>
-            <w:r>
-              <w:rPr>
-                <w:rStyle w:val="VerbatimChar"/>
-              </w:rPr>
-              <w:t xml:space="preserve">void*</w:t>
-            </w:r>
-            <w:r>
-              <w:t xml:space="preserve">; the overload-set visitor idiom.</w:t>
-            </w:r>
-            <w:r>
-              <w:t xml:space="preserve"> </w:t>
-            </w:r>
-            <w:r>
-              <w:rPr>
-                <w:rStyle w:val="VerbatimChar"/>
-              </w:rPr>
-              <w:t xml:space="preserve">std::any</w:t>
-            </w:r>
-            <w:r>
-              <w:t xml:space="preserve"> </w:t>
-            </w:r>
-            <w:r>
-              <w:t xml:space="preserve">and why you will rarely want it</w:t>
+              <w:t xml:space="preserve">0:20</w:t>
+            </w:r>
+          </w:p>
+        </w:tc>
+        <w:tc>
+          <w:tcPr/>
+          <w:p>
+            <w:pPr>
+              <w:pStyle w:val="Compact"/>
+              <w:jc w:val="left"/>
+            </w:pPr>
+            <w:r>
+              <w:rPr>
+                <w:bCs/>
+                <w:b/>
+              </w:rPr>
+              <w:t xml:space="preserve">Lab</w:t>
+            </w:r>
+            <w:r>
+              <w:t xml:space="preserve"> </w:t>
+            </w:r>
+            <w:r>
+              <w:t xml:space="preserve">(10 min)</w:t>
+            </w:r>
+          </w:p>
+        </w:tc>
+        <w:tc>
+          <w:tcPr/>
+          <w:p>
+            <w:pPr>
+              <w:pStyle w:val="Compact"/>
+              <w:jc w:val="left"/>
+            </w:pPr>
+            <w:r>
+              <w:rPr>
+                <w:rStyle w:val="VerbatimChar"/>
+              </w:rPr>
+              <w:t xml:space="preserve">labs/s02/lab1_views.cpp</w:t>
+            </w:r>
+            <w:r>
+              <w:t xml:space="preserve"> </w:t>
+            </w:r>
+            <w:r>
+              <w:t xml:space="preserve">on Compiler Explorer:</w:t>
+            </w:r>
+            <w:r>
+              <w:t xml:space="preserve"> </w:t>
+            </w:r>
+            <w:r>
+              <w:rPr>
+                <w:rStyle w:val="VerbatimChar"/>
+              </w:rPr>
+              <w:t xml:space="preserve">const std::string&amp;</w:t>
+            </w:r>
+            <w:r>
+              <w:t xml:space="preserve"> </w:t>
+            </w:r>
+            <w:r>
+              <w:t xml:space="preserve">to</w:t>
+            </w:r>
+            <w:r>
+              <w:t xml:space="preserve"> </w:t>
+            </w:r>
+            <w:r>
+              <w:rPr>
+                <w:rStyle w:val="VerbatimChar"/>
+              </w:rPr>
+              <w:t xml:space="preserve">string_view</w:t>
+            </w:r>
+            <w:r>
+              <w:t xml:space="preserve">, pointer-plus-length to</w:t>
+            </w:r>
+            <w:r>
+              <w:t xml:space="preserve"> </w:t>
+            </w:r>
+            <w:r>
+              <w:rPr>
+                <w:rStyle w:val="VerbatimChar"/>
+              </w:rPr>
+              <w:t xml:space="preserve">span</w:t>
+            </w:r>
+            <w:r>
+              <w:t xml:space="preserve">, a dangling view fixed</w:t>
             </w:r>
           </w:p>
         </w:tc>
@@ -2377,61 +2321,145 @@
               <w:jc w:val="left"/>
             </w:pPr>
             <w:r>
-              <w:t xml:space="preserve">1:00</w:t>
-            </w:r>
-          </w:p>
-        </w:tc>
-        <w:tc>
-          <w:tcPr/>
-          <w:p>
-            <w:pPr>
-              <w:pStyle w:val="Compact"/>
-              <w:jc w:val="left"/>
-            </w:pPr>
-            <w:r>
-              <w:t xml:space="preserve">Error handling:</w:t>
-            </w:r>
-            <w:r>
-              <w:t xml:space="preserve"> </w:t>
-            </w:r>
-            <w:r>
-              <w:rPr>
-                <w:rStyle w:val="VerbatimChar"/>
-              </w:rPr>
-              <w:t xml:space="preserve">std::expected</w:t>
-            </w:r>
-          </w:p>
-        </w:tc>
-        <w:tc>
-          <w:tcPr/>
-          <w:p>
-            <w:pPr>
-              <w:pStyle w:val="Compact"/>
-              <w:jc w:val="left"/>
-            </w:pPr>
-            <w:r>
-              <w:rPr>
-                <w:rStyle w:val="VerbatimChar"/>
-              </w:rPr>
-              <w:t xml:space="preserve">std::expected&lt;T, E&gt;</w:t>
-            </w:r>
-            <w:r>
-              <w:t xml:space="preserve"> </w:t>
-            </w:r>
-            <w:r>
-              <w:t xml:space="preserve">(C++23): typed error returns that compose; the monadic interface; when to prefer it over exceptions and over error codes; how it interacts with</w:t>
-            </w:r>
-            <w:r>
-              <w:t xml:space="preserve"> </w:t>
-            </w:r>
-            <w:r>
-              <w:rPr>
-                <w:rStyle w:val="VerbatimChar"/>
-              </w:rPr>
-              <w:t xml:space="preserve">[[nodiscard]]</w:t>
-            </w:r>
-            <w:r>
-              <w:t xml:space="preserve">. Short discussion of exceptions in embedded and safety-critical contexts</w:t>
+              <w:t xml:space="preserve">0:30</w:t>
+            </w:r>
+          </w:p>
+        </w:tc>
+        <w:tc>
+          <w:tcPr/>
+          <w:p>
+            <w:pPr>
+              <w:pStyle w:val="Compact"/>
+              <w:jc w:val="left"/>
+            </w:pPr>
+            <w:r>
+              <w:t xml:space="preserve">Maybe, either, and anything</w:t>
+            </w:r>
+          </w:p>
+        </w:tc>
+        <w:tc>
+          <w:tcPr/>
+          <w:p>
+            <w:pPr>
+              <w:pStyle w:val="Compact"/>
+              <w:jc w:val="left"/>
+            </w:pPr>
+            <w:r>
+              <w:rPr>
+                <w:rStyle w:val="VerbatimChar"/>
+              </w:rPr>
+              <w:t xml:space="preserve">std::optional</w:t>
+            </w:r>
+            <w:r>
+              <w:t xml:space="preserve"> </w:t>
+            </w:r>
+            <w:r>
+              <w:t xml:space="preserve">(C++17) replacing sentinel values and</w:t>
+            </w:r>
+            <w:r>
+              <w:t xml:space="preserve"> </w:t>
+            </w:r>
+            <w:r>
+              <w:rPr>
+                <w:rStyle w:val="VerbatimChar"/>
+              </w:rPr>
+              <w:t xml:space="preserve">bool</w:t>
+            </w:r>
+            <w:r>
+              <w:t xml:space="preserve"> </w:t>
+            </w:r>
+            <w:r>
+              <w:t xml:space="preserve">out-parameters; C++23 monadic operations (</w:t>
+            </w:r>
+            <w:r>
+              <w:rPr>
+                <w:rStyle w:val="VerbatimChar"/>
+              </w:rPr>
+              <w:t xml:space="preserve">and_then</w:t>
+            </w:r>
+            <w:r>
+              <w:t xml:space="preserve">,</w:t>
+            </w:r>
+            <w:r>
+              <w:t xml:space="preserve"> </w:t>
+            </w:r>
+            <w:r>
+              <w:rPr>
+                <w:rStyle w:val="VerbatimChar"/>
+              </w:rPr>
+              <w:t xml:space="preserve">transform</w:t>
+            </w:r>
+            <w:r>
+              <w:t xml:space="preserve">,</w:t>
+            </w:r>
+            <w:r>
+              <w:t xml:space="preserve"> </w:t>
+            </w:r>
+            <w:r>
+              <w:rPr>
+                <w:rStyle w:val="VerbatimChar"/>
+              </w:rPr>
+              <w:t xml:space="preserve">or_else</w:t>
+            </w:r>
+            <w:r>
+              <w:t xml:space="preserve">).</w:t>
+            </w:r>
+            <w:r>
+              <w:t xml:space="preserve"> </w:t>
+            </w:r>
+            <w:r>
+              <w:rPr>
+                <w:rStyle w:val="VerbatimChar"/>
+              </w:rPr>
+              <w:t xml:space="preserve">std::variant</w:t>
+            </w:r>
+            <w:r>
+              <w:t xml:space="preserve"> </w:t>
+            </w:r>
+            <w:r>
+              <w:t xml:space="preserve">and</w:t>
+            </w:r>
+            <w:r>
+              <w:t xml:space="preserve"> </w:t>
+            </w:r>
+            <w:r>
+              <w:rPr>
+                <w:rStyle w:val="VerbatimChar"/>
+              </w:rPr>
+              <w:t xml:space="preserve">std::visit</w:t>
+            </w:r>
+            <w:r>
+              <w:t xml:space="preserve"> </w:t>
+            </w:r>
+            <w:r>
+              <w:t xml:space="preserve">(C++17) replacing tagged unions and</w:t>
+            </w:r>
+            <w:r>
+              <w:t xml:space="preserve"> </w:t>
+            </w:r>
+            <w:r>
+              <w:rPr>
+                <w:rStyle w:val="VerbatimChar"/>
+              </w:rPr>
+              <w:t xml:space="preserve">void*</w:t>
+            </w:r>
+            <w:r>
+              <w:t xml:space="preserve">; the overload-set visitor idiom.</w:t>
+            </w:r>
+            <w:r>
+              <w:t xml:space="preserve"> </w:t>
+            </w:r>
+            <w:r>
+              <w:rPr>
+                <w:rStyle w:val="VerbatimChar"/>
+              </w:rPr>
+              <w:t xml:space="preserve">std::any</w:t>
+            </w:r>
+            <w:r>
+              <w:t xml:space="preserve"> </w:t>
+            </w:r>
+            <w:r>
+              <w:t xml:space="preserve">and why you will rarely want it</w:t>
             </w:r>
           </w:p>
         </w:tc>
@@ -2445,106 +2473,110 @@
               <w:jc w:val="left"/>
             </w:pPr>
             <w:r>
-              <w:t xml:space="preserve">1:15</w:t>
-            </w:r>
-          </w:p>
-        </w:tc>
-        <w:tc>
-          <w:tcPr/>
-          <w:p>
-            <w:pPr>
-              <w:pStyle w:val="Compact"/>
-              <w:jc w:val="left"/>
-            </w:pPr>
-            <w:r>
-              <w:t xml:space="preserve">Formatting and output</w:t>
-            </w:r>
-          </w:p>
-        </w:tc>
-        <w:tc>
-          <w:tcPr/>
-          <w:p>
-            <w:pPr>
-              <w:pStyle w:val="Compact"/>
-              <w:jc w:val="left"/>
-            </w:pPr>
-            <w:r>
-              <w:rPr>
-                <w:rStyle w:val="VerbatimChar"/>
-              </w:rPr>
-              <w:t xml:space="preserve">std::format</w:t>
-            </w:r>
-            <w:r>
-              <w:t xml:space="preserve"> </w:t>
-            </w:r>
-            <w:r>
-              <w:t xml:space="preserve">(C++20) and</w:t>
-            </w:r>
-            <w:r>
-              <w:t xml:space="preserve"> </w:t>
-            </w:r>
-            <w:r>
-              <w:rPr>
-                <w:rStyle w:val="VerbatimChar"/>
-              </w:rPr>
-              <w:t xml:space="preserve">std::print</w:t>
-            </w:r>
-            <w:r>
-              <w:t xml:space="preserve">/</w:t>
-            </w:r>
-            <w:r>
-              <w:rPr>
-                <w:rStyle w:val="VerbatimChar"/>
-              </w:rPr>
-              <w:t xml:space="preserve">std::println</w:t>
-            </w:r>
-            <w:r>
-              <w:t xml:space="preserve"> </w:t>
-            </w:r>
-            <w:r>
-              <w:t xml:space="preserve">(C++23): type-safe, compile-time-checked format strings; formatting user-defined types with</w:t>
-            </w:r>
-            <w:r>
-              <w:t xml:space="preserve"> </w:t>
-            </w:r>
-            <w:r>
-              <w:rPr>
-                <w:rStyle w:val="VerbatimChar"/>
-              </w:rPr>
-              <w:t xml:space="preserve">std::formatter</w:t>
-            </w:r>
-            <w:r>
-              <w:t xml:space="preserve">; formatting ranges (C++23); what to do with</w:t>
-            </w:r>
-            <w:r>
-              <w:t xml:space="preserve"> </w:t>
-            </w:r>
-            <w:r>
-              <w:rPr>
-                <w:rStyle w:val="VerbatimChar"/>
-              </w:rPr>
-              <w:t xml:space="preserve">printf</w:t>
-            </w:r>
-            <w:r>
-              <w:t xml:space="preserve"> </w:t>
-            </w:r>
-            <w:r>
-              <w:t xml:space="preserve">and</w:t>
-            </w:r>
-            <w:r>
-              <w:t xml:space="preserve"> </w:t>
-            </w:r>
-            <w:r>
-              <w:rPr>
-                <w:rStyle w:val="VerbatimChar"/>
-              </w:rPr>
-              <w:t xml:space="preserve">iostream</w:t>
-            </w:r>
-            <w:r>
-              <w:t xml:space="preserve"> </w:t>
-            </w:r>
-            <w:r>
-              <w:t xml:space="preserve">code</w:t>
+              <w:t xml:space="preserve">0:50</w:t>
+            </w:r>
+          </w:p>
+        </w:tc>
+        <w:tc>
+          <w:tcPr/>
+          <w:p>
+            <w:pPr>
+              <w:pStyle w:val="Compact"/>
+              <w:jc w:val="left"/>
+            </w:pPr>
+            <w:r>
+              <w:rPr>
+                <w:bCs/>
+                <w:b/>
+              </w:rPr>
+              <w:t xml:space="preserve">Lab</w:t>
+            </w:r>
+            <w:r>
+              <w:t xml:space="preserve"> </w:t>
+            </w:r>
+            <w:r>
+              <w:t xml:space="preserve">(10 min)</w:t>
+            </w:r>
+          </w:p>
+        </w:tc>
+        <w:tc>
+          <w:tcPr/>
+          <w:p>
+            <w:pPr>
+              <w:pStyle w:val="Compact"/>
+              <w:jc w:val="left"/>
+            </w:pPr>
+            <w:r>
+              <w:rPr>
+                <w:rStyle w:val="VerbatimChar"/>
+              </w:rPr>
+              <w:t xml:space="preserve">lab2_optional_variant.cpp</w:t>
+            </w:r>
+            <w:r>
+              <w:t xml:space="preserve">:</w:t>
+            </w:r>
+            <w:r>
+              <w:t xml:space="preserve"> </w:t>
+            </w:r>
+            <w:r>
+              <w:rPr>
+                <w:rStyle w:val="VerbatimChar"/>
+              </w:rPr>
+              <w:t xml:space="preserve">bool</w:t>
+            </w:r>
+            <w:r>
+              <w:t xml:space="preserve"> </w:t>
+            </w:r>
+            <w:r>
+              <w:t xml:space="preserve">+ out-parameter to</w:t>
+            </w:r>
+            <w:r>
+              <w:t xml:space="preserve"> </w:t>
+            </w:r>
+            <w:r>
+              <w:rPr>
+                <w:rStyle w:val="VerbatimChar"/>
+              </w:rPr>
+              <w:t xml:space="preserve">optional</w:t>
+            </w:r>
+            <w:r>
+              <w:t xml:space="preserve">, hand unwrapping to</w:t>
+            </w:r>
+            <w:r>
+              <w:t xml:space="preserve"> </w:t>
+            </w:r>
+            <w:r>
+              <w:rPr>
+                <w:rStyle w:val="VerbatimChar"/>
+              </w:rPr>
+              <w:t xml:space="preserve">transform</w:t>
+            </w:r>
+            <w:r>
+              <w:t xml:space="preserve">, a tagged union to</w:t>
+            </w:r>
+            <w:r>
+              <w:t xml:space="preserve"> </w:t>
+            </w:r>
+            <w:r>
+              <w:rPr>
+                <w:rStyle w:val="VerbatimChar"/>
+              </w:rPr>
+              <w:t xml:space="preserve">variant</w:t>
+            </w:r>
+            <w:r>
+              <w:t xml:space="preserve"> </w:t>
+            </w:r>
+            <w:r>
+              <w:t xml:space="preserve">+</w:t>
+            </w:r>
+            <w:r>
+              <w:t xml:space="preserve"> </w:t>
+            </w:r>
+            <w:r>
+              <w:rPr>
+                <w:rStyle w:val="VerbatimChar"/>
+              </w:rPr>
+              <w:t xml:space="preserve">visit</w:t>
             </w:r>
           </w:p>
         </w:tc>
@@ -2558,424 +2590,61 @@
               <w:jc w:val="left"/>
             </w:pPr>
             <w:r>
-              <w:t xml:space="preserve">1:30</w:t>
-            </w:r>
-          </w:p>
-        </w:tc>
-        <w:tc>
-          <w:tcPr/>
-          <w:p>
-            <w:pPr>
-              <w:pStyle w:val="Compact"/>
-              <w:jc w:val="left"/>
-            </w:pPr>
-            <w:r>
-              <w:t xml:space="preserve">Library tour (rapid)</w:t>
-            </w:r>
-          </w:p>
-        </w:tc>
-        <w:tc>
-          <w:tcPr/>
-          <w:p>
-            <w:pPr>
-              <w:pStyle w:val="Compact"/>
-              <w:jc w:val="left"/>
-            </w:pPr>
-            <w:r>
-              <w:t xml:space="preserve">C++17:</w:t>
-            </w:r>
-            <w:r>
-              <w:t xml:space="preserve"> </w:t>
-            </w:r>
-            <w:r>
-              <w:rPr>
-                <w:rStyle w:val="VerbatimChar"/>
-              </w:rPr>
-              <w:t xml:space="preserve">std::filesystem</w:t>
-            </w:r>
-            <w:r>
-              <w:t xml:space="preserve">,</w:t>
-            </w:r>
-            <w:r>
-              <w:t xml:space="preserve"> </w:t>
-            </w:r>
-            <w:r>
-              <w:rPr>
-                <w:rStyle w:val="VerbatimChar"/>
-              </w:rPr>
-              <w:t xml:space="preserve">std::byte</w:t>
-            </w:r>
-            <w:r>
-              <w:t xml:space="preserve">,</w:t>
-            </w:r>
-            <w:r>
-              <w:t xml:space="preserve"> </w:t>
-            </w:r>
-            <w:r>
-              <w:rPr>
-                <w:rStyle w:val="VerbatimChar"/>
-              </w:rPr>
-              <w:t xml:space="preserve">to_chars</w:t>
-            </w:r>
-            <w:r>
-              <w:t xml:space="preserve">/</w:t>
-            </w:r>
-            <w:r>
-              <w:rPr>
-                <w:rStyle w:val="VerbatimChar"/>
-              </w:rPr>
-              <w:t xml:space="preserve">from_chars</w:t>
-            </w:r>
-            <w:r>
-              <w:t xml:space="preserve">,</w:t>
-            </w:r>
-            <w:r>
-              <w:t xml:space="preserve"> </w:t>
-            </w:r>
-            <w:r>
-              <w:rPr>
-                <w:rStyle w:val="VerbatimChar"/>
-              </w:rPr>
-              <w:t xml:space="preserve">std::invoke</w:t>
-            </w:r>
-            <w:r>
-              <w:t xml:space="preserve">,</w:t>
-            </w:r>
-            <w:r>
-              <w:t xml:space="preserve"> </w:t>
-            </w:r>
-            <w:r>
-              <w:rPr>
-                <w:rStyle w:val="VerbatimChar"/>
-              </w:rPr>
-              <w:t xml:space="preserve">std::apply</w:t>
-            </w:r>
-            <w:r>
-              <w:t xml:space="preserve">,</w:t>
-            </w:r>
-            <w:r>
-              <w:t xml:space="preserve"> </w:t>
-            </w:r>
-            <w:r>
-              <w:rPr>
-                <w:rStyle w:val="VerbatimChar"/>
-              </w:rPr>
-              <w:t xml:space="preserve">std::clamp</w:t>
-            </w:r>
-            <w:r>
-              <w:t xml:space="preserve">,</w:t>
-            </w:r>
-            <w:r>
-              <w:t xml:space="preserve"> </w:t>
-            </w:r>
-            <w:r>
-              <w:rPr>
-                <w:rStyle w:val="VerbatimChar"/>
-              </w:rPr>
-              <w:t xml:space="preserve">std::gcd</w:t>
-            </w:r>
-            <w:r>
-              <w:t xml:space="preserve">, map</w:t>
-            </w:r>
-            <w:r>
-              <w:t xml:space="preserve"> </w:t>
-            </w:r>
-            <w:r>
-              <w:rPr>
-                <w:rStyle w:val="VerbatimChar"/>
-              </w:rPr>
-              <w:t xml:space="preserve">try_emplace</w:t>
-            </w:r>
-            <w:r>
-              <w:t xml:space="preserve">/</w:t>
-            </w:r>
-            <w:r>
-              <w:rPr>
-                <w:rStyle w:val="VerbatimChar"/>
-              </w:rPr>
-              <w:t xml:space="preserve">insert_or_assign</w:t>
-            </w:r>
-            <w:r>
-              <w:t xml:space="preserve">/</w:t>
-            </w:r>
-            <w:r>
-              <w:rPr>
-                <w:rStyle w:val="VerbatimChar"/>
-              </w:rPr>
-              <w:t xml:space="preserve">extract</w:t>
-            </w:r>
-            <w:r>
-              <w:t xml:space="preserve">/</w:t>
-            </w:r>
-            <w:r>
-              <w:rPr>
-                <w:rStyle w:val="VerbatimChar"/>
-              </w:rPr>
-              <w:t xml:space="preserve">merge</w:t>
-            </w:r>
-            <w:r>
-              <w:t xml:space="preserve">,</w:t>
-            </w:r>
-            <w:r>
-              <w:t xml:space="preserve"> </w:t>
-            </w:r>
-            <w:r>
-              <w:rPr>
-                <w:rStyle w:val="VerbatimChar"/>
-              </w:rPr>
-              <w:t xml:space="preserve">std::size</w:t>
-            </w:r>
-            <w:r>
-              <w:t xml:space="preserve">/</w:t>
-            </w:r>
-            <w:r>
-              <w:rPr>
-                <w:rStyle w:val="VerbatimChar"/>
-              </w:rPr>
-              <w:t xml:space="preserve">std::data</w:t>
-            </w:r>
-            <w:r>
-              <w:t xml:space="preserve">. C++20:</w:t>
-            </w:r>
-            <w:r>
-              <w:t xml:space="preserve"> </w:t>
-            </w:r>
-            <w:r>
-              <w:rPr>
-                <w:rStyle w:val="VerbatimChar"/>
-              </w:rPr>
-              <w:t xml:space="preserve">std::bit_cast</w:t>
-            </w:r>
-            <w:r>
-              <w:t xml:space="preserve"> </w:t>
-            </w:r>
-            <w:r>
-              <w:t xml:space="preserve">and</w:t>
-            </w:r>
-            <w:r>
-              <w:t xml:space="preserve"> </w:t>
-            </w:r>
-            <w:r>
-              <w:rPr>
-                <w:rStyle w:val="VerbatimChar"/>
-              </w:rPr>
-              <w:t xml:space="preserve">&lt;bit&gt;</w:t>
-            </w:r>
-            <w:r>
-              <w:t xml:space="preserve">,</w:t>
-            </w:r>
-            <w:r>
-              <w:t xml:space="preserve"> </w:t>
-            </w:r>
-            <w:r>
-              <w:rPr>
-                <w:rStyle w:val="VerbatimChar"/>
-              </w:rPr>
-              <w:t xml:space="preserve">std::source_location</w:t>
-            </w:r>
-            <w:r>
-              <w:t xml:space="preserve">,</w:t>
-            </w:r>
-            <w:r>
-              <w:t xml:space="preserve"> </w:t>
-            </w:r>
-            <w:r>
-              <w:rPr>
-                <w:rStyle w:val="VerbatimChar"/>
-              </w:rPr>
-              <w:t xml:space="preserve">std::erase_if</w:t>
-            </w:r>
-            <w:r>
-              <w:t xml:space="preserve">,</w:t>
-            </w:r>
-            <w:r>
-              <w:t xml:space="preserve"> </w:t>
-            </w:r>
-            <w:r>
-              <w:rPr>
-                <w:rStyle w:val="VerbatimChar"/>
-              </w:rPr>
-              <w:t xml:space="preserve">starts_with</w:t>
-            </w:r>
-            <w:r>
-              <w:t xml:space="preserve">/</w:t>
-            </w:r>
-            <w:r>
-              <w:rPr>
-                <w:rStyle w:val="VerbatimChar"/>
-              </w:rPr>
-              <w:t xml:space="preserve">ends_with</w:t>
-            </w:r>
-            <w:r>
-              <w:t xml:space="preserve">,</w:t>
-            </w:r>
-            <w:r>
-              <w:t xml:space="preserve"> </w:t>
-            </w:r>
-            <w:r>
-              <w:rPr>
-                <w:rStyle w:val="VerbatimChar"/>
-              </w:rPr>
-              <w:t xml:space="preserve">contains</w:t>
-            </w:r>
-            <w:r>
-              <w:t xml:space="preserve"> </w:t>
-            </w:r>
-            <w:r>
-              <w:t xml:space="preserve">for associative containers,</w:t>
-            </w:r>
-            <w:r>
-              <w:t xml:space="preserve"> </w:t>
-            </w:r>
-            <w:r>
-              <w:rPr>
-                <w:rStyle w:val="VerbatimChar"/>
-              </w:rPr>
-              <w:t xml:space="preserve">&lt;chrono&gt;</w:t>
-            </w:r>
-            <w:r>
-              <w:t xml:space="preserve"> </w:t>
-            </w:r>
-            <w:r>
-              <w:t xml:space="preserve">calendars and time zones,</w:t>
-            </w:r>
-            <w:r>
-              <w:t xml:space="preserve"> </w:t>
-            </w:r>
-            <w:r>
-              <w:rPr>
-                <w:rStyle w:val="VerbatimChar"/>
-              </w:rPr>
-              <w:t xml:space="preserve">std::numbers</w:t>
-            </w:r>
-            <w:r>
-              <w:t xml:space="preserve">,</w:t>
-            </w:r>
-            <w:r>
-              <w:t xml:space="preserve"> </w:t>
-            </w:r>
-            <w:r>
-              <w:rPr>
-                <w:rStyle w:val="VerbatimChar"/>
-              </w:rPr>
-              <w:t xml:space="preserve">std::midpoint</w:t>
-            </w:r>
-            <w:r>
-              <w:t xml:space="preserve">,</w:t>
-            </w:r>
-            <w:r>
-              <w:t xml:space="preserve"> </w:t>
-            </w:r>
-            <w:r>
-              <w:rPr>
-                <w:rStyle w:val="VerbatimChar"/>
-              </w:rPr>
-              <w:t xml:space="preserve">std::lerp</w:t>
-            </w:r>
-            <w:r>
-              <w:t xml:space="preserve">,</w:t>
-            </w:r>
-            <w:r>
-              <w:t xml:space="preserve"> </w:t>
-            </w:r>
-            <w:r>
-              <w:rPr>
-                <w:rStyle w:val="VerbatimChar"/>
-              </w:rPr>
-              <w:t xml:space="preserve">std::to_array</w:t>
-            </w:r>
-            <w:r>
-              <w:t xml:space="preserve">. C++23:</w:t>
-            </w:r>
-            <w:r>
-              <w:t xml:space="preserve"> </w:t>
-            </w:r>
-            <w:r>
-              <w:rPr>
-                <w:rStyle w:val="VerbatimChar"/>
-              </w:rPr>
-              <w:t xml:space="preserve">std::flat_map</w:t>
-            </w:r>
-            <w:r>
-              <w:t xml:space="preserve">/</w:t>
-            </w:r>
-            <w:r>
-              <w:rPr>
-                <w:rStyle w:val="VerbatimChar"/>
-              </w:rPr>
-              <w:t xml:space="preserve">std::flat_set</w:t>
-            </w:r>
-            <w:r>
-              <w:t xml:space="preserve">,</w:t>
-            </w:r>
-            <w:r>
-              <w:t xml:space="preserve"> </w:t>
-            </w:r>
-            <w:r>
-              <w:rPr>
-                <w:rStyle w:val="VerbatimChar"/>
-              </w:rPr>
-              <w:t xml:space="preserve">std::stacktrace</w:t>
-            </w:r>
-            <w:r>
-              <w:t xml:space="preserve">,</w:t>
-            </w:r>
-            <w:r>
-              <w:t xml:space="preserve"> </w:t>
-            </w:r>
-            <w:r>
-              <w:rPr>
-                <w:rStyle w:val="VerbatimChar"/>
-              </w:rPr>
-              <w:t xml:space="preserve">std::move_only_function</w:t>
-            </w:r>
-            <w:r>
-              <w:t xml:space="preserve">,</w:t>
-            </w:r>
-            <w:r>
-              <w:t xml:space="preserve"> </w:t>
-            </w:r>
-            <w:r>
-              <w:rPr>
-                <w:rStyle w:val="VerbatimChar"/>
-              </w:rPr>
-              <w:t xml:space="preserve">std::byteswap</w:t>
-            </w:r>
-            <w:r>
-              <w:t xml:space="preserve">,</w:t>
-            </w:r>
-            <w:r>
-              <w:t xml:space="preserve"> </w:t>
-            </w:r>
-            <w:r>
-              <w:rPr>
-                <w:rStyle w:val="VerbatimChar"/>
-              </w:rPr>
-              <w:t xml:space="preserve">std::out_ptr</w:t>
-            </w:r>
-            <w:r>
-              <w:t xml:space="preserve">,</w:t>
-            </w:r>
-            <w:r>
-              <w:t xml:space="preserve"> </w:t>
-            </w:r>
-            <w:r>
-              <w:rPr>
-                <w:rStyle w:val="VerbatimChar"/>
-              </w:rPr>
-              <w:t xml:space="preserve">std::forward_like</w:t>
-            </w:r>
-            <w:r>
-              <w:t xml:space="preserve">,</w:t>
-            </w:r>
-            <w:r>
-              <w:t xml:space="preserve"> </w:t>
-            </w:r>
-            <w:r>
-              <w:rPr>
-                <w:rStyle w:val="VerbatimChar"/>
-              </w:rPr>
-              <w:t xml:space="preserve">resize_and_overwrite</w:t>
+              <w:t xml:space="preserve">1:00</w:t>
+            </w:r>
+          </w:p>
+        </w:tc>
+        <w:tc>
+          <w:tcPr/>
+          <w:p>
+            <w:pPr>
+              <w:pStyle w:val="Compact"/>
+              <w:jc w:val="left"/>
+            </w:pPr>
+            <w:r>
+              <w:t xml:space="preserve">Error handling:</w:t>
+            </w:r>
+            <w:r>
+              <w:t xml:space="preserve"> </w:t>
+            </w:r>
+            <w:r>
+              <w:rPr>
+                <w:rStyle w:val="VerbatimChar"/>
+              </w:rPr>
+              <w:t xml:space="preserve">std::expected</w:t>
+            </w:r>
+          </w:p>
+        </w:tc>
+        <w:tc>
+          <w:tcPr/>
+          <w:p>
+            <w:pPr>
+              <w:pStyle w:val="Compact"/>
+              <w:jc w:val="left"/>
+            </w:pPr>
+            <w:r>
+              <w:rPr>
+                <w:rStyle w:val="VerbatimChar"/>
+              </w:rPr>
+              <w:t xml:space="preserve">std::expected&lt;T, E&gt;</w:t>
+            </w:r>
+            <w:r>
+              <w:t xml:space="preserve"> </w:t>
+            </w:r>
+            <w:r>
+              <w:t xml:space="preserve">(C++23): typed error returns that compose; the monadic interface; when to prefer it over exceptions and over error codes; how it interacts with</w:t>
+            </w:r>
+            <w:r>
+              <w:t xml:space="preserve"> </w:t>
+            </w:r>
+            <w:r>
+              <w:rPr>
+                <w:rStyle w:val="VerbatimChar"/>
+              </w:rPr>
+              <w:t xml:space="preserve">[[nodiscard]]</w:t>
+            </w:r>
+            <w:r>
+              <w:t xml:space="preserve">. Short discussion of exceptions in embedded and safety-critical contexts</w:t>
             </w:r>
           </w:p>
         </w:tc>
@@ -2989,52 +2658,76 @@
               <w:jc w:val="left"/>
             </w:pPr>
             <w:r>
-              <w:t xml:space="preserve">1:40</w:t>
-            </w:r>
-          </w:p>
-        </w:tc>
-        <w:tc>
-          <w:tcPr/>
-          <w:p>
-            <w:pPr>
-              <w:pStyle w:val="Compact"/>
-              <w:jc w:val="left"/>
-            </w:pPr>
-            <w:r>
-              <w:t xml:space="preserve">Guided exercise</w:t>
-            </w:r>
-          </w:p>
-        </w:tc>
-        <w:tc>
-          <w:tcPr/>
-          <w:p>
-            <w:pPr>
-              <w:pStyle w:val="Compact"/>
-              <w:jc w:val="left"/>
-            </w:pPr>
-            <w:r>
-              <w:t xml:space="preserve">Rewrite a C-style parsing function (</w:t>
-            </w:r>
-            <w:r>
-              <w:rPr>
-                <w:rStyle w:val="VerbatimChar"/>
-              </w:rPr>
-              <w:t xml:space="preserve">bool parse(const char* s, size_t n, Result* out, int* err)</w:t>
-            </w:r>
-            <w:r>
-              <w:t xml:space="preserve">) to</w:t>
-            </w:r>
-            <w:r>
-              <w:t xml:space="preserve"> </w:t>
-            </w:r>
-            <w:r>
-              <w:rPr>
-                <w:rStyle w:val="VerbatimChar"/>
-              </w:rPr>
-              <w:t xml:space="preserve">std::expected&lt;Result, ParseError&gt; parse(std::string_view)</w:t>
-            </w:r>
-            <w:r>
-              <w:t xml:space="preserve">; replace its</w:t>
+              <w:t xml:space="preserve">1:10</w:t>
+            </w:r>
+          </w:p>
+        </w:tc>
+        <w:tc>
+          <w:tcPr/>
+          <w:p>
+            <w:pPr>
+              <w:pStyle w:val="Compact"/>
+              <w:jc w:val="left"/>
+            </w:pPr>
+            <w:r>
+              <w:t xml:space="preserve">Formatting and output</w:t>
+            </w:r>
+          </w:p>
+        </w:tc>
+        <w:tc>
+          <w:tcPr/>
+          <w:p>
+            <w:pPr>
+              <w:pStyle w:val="Compact"/>
+              <w:jc w:val="left"/>
+            </w:pPr>
+            <w:r>
+              <w:rPr>
+                <w:rStyle w:val="VerbatimChar"/>
+              </w:rPr>
+              <w:t xml:space="preserve">std::format</w:t>
+            </w:r>
+            <w:r>
+              <w:t xml:space="preserve"> </w:t>
+            </w:r>
+            <w:r>
+              <w:t xml:space="preserve">(C++20) and</w:t>
+            </w:r>
+            <w:r>
+              <w:t xml:space="preserve"> </w:t>
+            </w:r>
+            <w:r>
+              <w:rPr>
+                <w:rStyle w:val="VerbatimChar"/>
+              </w:rPr>
+              <w:t xml:space="preserve">std::print</w:t>
+            </w:r>
+            <w:r>
+              <w:t xml:space="preserve">/</w:t>
+            </w:r>
+            <w:r>
+              <w:rPr>
+                <w:rStyle w:val="VerbatimChar"/>
+              </w:rPr>
+              <w:t xml:space="preserve">std::println</w:t>
+            </w:r>
+            <w:r>
+              <w:t xml:space="preserve"> </w:t>
+            </w:r>
+            <w:r>
+              <w:t xml:space="preserve">(C++23): type-safe, compile-time-checked format strings; formatting user-defined types with</w:t>
+            </w:r>
+            <w:r>
+              <w:t xml:space="preserve"> </w:t>
+            </w:r>
+            <w:r>
+              <w:rPr>
+                <w:rStyle w:val="VerbatimChar"/>
+              </w:rPr>
+              <w:t xml:space="preserve">std::formatter</w:t>
+            </w:r>
+            <w:r>
+              <w:t xml:space="preserve">; formatting ranges (C++23); what to do with</w:t>
             </w:r>
             <w:r>
               <w:t xml:space="preserve"> </w:t>
@@ -3049,43 +2742,22 @@
               <w:t xml:space="preserve"> </w:t>
             </w:r>
             <w:r>
-              <w:t xml:space="preserve">diagnostics with</w:t>
-            </w:r>
-            <w:r>
-              <w:t xml:space="preserve"> </w:t>
-            </w:r>
-            <w:r>
-              <w:rPr>
-                <w:rStyle w:val="VerbatimChar"/>
-              </w:rPr>
-              <w:t xml:space="preserve">std::println</w:t>
-            </w:r>
-            <w:r>
-              <w:t xml:space="preserve">; add a</w:t>
-            </w:r>
-            <w:r>
-              <w:t xml:space="preserve"> </w:t>
-            </w:r>
-            <w:r>
-              <w:rPr>
-                <w:rStyle w:val="VerbatimChar"/>
-              </w:rPr>
-              <w:t xml:space="preserve">std::formatter</w:t>
-            </w:r>
-            <w:r>
-              <w:t xml:space="preserve"> </w:t>
-            </w:r>
-            <w:r>
-              <w:t xml:space="preserve">for</w:t>
-            </w:r>
-            <w:r>
-              <w:t xml:space="preserve"> </w:t>
-            </w:r>
-            <w:r>
-              <w:rPr>
-                <w:rStyle w:val="VerbatimChar"/>
-              </w:rPr>
-              <w:t xml:space="preserve">Result</w:t>
+              <w:t xml:space="preserve">and</w:t>
+            </w:r>
+            <w:r>
+              <w:t xml:space="preserve"> </w:t>
+            </w:r>
+            <w:r>
+              <w:rPr>
+                <w:rStyle w:val="VerbatimChar"/>
+              </w:rPr>
+              <w:t xml:space="preserve">iostream</w:t>
+            </w:r>
+            <w:r>
+              <w:t xml:space="preserve"> </w:t>
+            </w:r>
+            <w:r>
+              <w:t xml:space="preserve">code</w:t>
             </w:r>
           </w:p>
         </w:tc>
@@ -3099,7 +2771,668 @@
               <w:jc w:val="left"/>
             </w:pPr>
             <w:r>
-              <w:t xml:space="preserve">1:55</w:t>
+              <w:t xml:space="preserve">1:20</w:t>
+            </w:r>
+          </w:p>
+        </w:tc>
+        <w:tc>
+          <w:tcPr/>
+          <w:p>
+            <w:pPr>
+              <w:pStyle w:val="Compact"/>
+              <w:jc w:val="left"/>
+            </w:pPr>
+            <w:r>
+              <w:rPr>
+                <w:bCs/>
+                <w:b/>
+              </w:rPr>
+              <w:t xml:space="preserve">Lab</w:t>
+            </w:r>
+            <w:r>
+              <w:t xml:space="preserve"> </w:t>
+            </w:r>
+            <w:r>
+              <w:t xml:space="preserve">(10 min)</w:t>
+            </w:r>
+          </w:p>
+        </w:tc>
+        <w:tc>
+          <w:tcPr/>
+          <w:p>
+            <w:pPr>
+              <w:pStyle w:val="Compact"/>
+              <w:jc w:val="left"/>
+            </w:pPr>
+            <w:r>
+              <w:rPr>
+                <w:rStyle w:val="VerbatimChar"/>
+              </w:rPr>
+              <w:t xml:space="preserve">lab3_expected_format.cpp</w:t>
+            </w:r>
+            <w:r>
+              <w:t xml:space="preserve">: out-parameters to</w:t>
+            </w:r>
+            <w:r>
+              <w:t xml:space="preserve"> </w:t>
+            </w:r>
+            <w:r>
+              <w:rPr>
+                <w:rStyle w:val="VerbatimChar"/>
+              </w:rPr>
+              <w:t xml:space="preserve">expected</w:t>
+            </w:r>
+            <w:r>
+              <w:t xml:space="preserve">, hand unwrapping to</w:t>
+            </w:r>
+            <w:r>
+              <w:t xml:space="preserve"> </w:t>
+            </w:r>
+            <w:r>
+              <w:rPr>
+                <w:rStyle w:val="VerbatimChar"/>
+              </w:rPr>
+              <w:t xml:space="preserve">and_then</w:t>
+            </w:r>
+            <w:r>
+              <w:t xml:space="preserve">, a</w:t>
+            </w:r>
+            <w:r>
+              <w:t xml:space="preserve"> </w:t>
+            </w:r>
+            <w:r>
+              <w:rPr>
+                <w:rStyle w:val="VerbatimChar"/>
+              </w:rPr>
+              <w:t xml:space="preserve">std::formatter</w:t>
+            </w:r>
+          </w:p>
+        </w:tc>
+      </w:tr>
+      <w:tr>
+        <w:tc>
+          <w:tcPr/>
+          <w:p>
+            <w:pPr>
+              <w:pStyle w:val="Compact"/>
+              <w:jc w:val="left"/>
+            </w:pPr>
+            <w:r>
+              <w:t xml:space="preserve">1:30</w:t>
+            </w:r>
+          </w:p>
+        </w:tc>
+        <w:tc>
+          <w:tcPr/>
+          <w:p>
+            <w:pPr>
+              <w:pStyle w:val="Compact"/>
+              <w:jc w:val="left"/>
+            </w:pPr>
+            <w:r>
+              <w:t xml:space="preserve">Library tour (rapid)</w:t>
+            </w:r>
+          </w:p>
+        </w:tc>
+        <w:tc>
+          <w:tcPr/>
+          <w:p>
+            <w:pPr>
+              <w:pStyle w:val="Compact"/>
+              <w:jc w:val="left"/>
+            </w:pPr>
+            <w:r>
+              <w:t xml:space="preserve">C++17:</w:t>
+            </w:r>
+            <w:r>
+              <w:t xml:space="preserve"> </w:t>
+            </w:r>
+            <w:r>
+              <w:rPr>
+                <w:rStyle w:val="VerbatimChar"/>
+              </w:rPr>
+              <w:t xml:space="preserve">std::filesystem</w:t>
+            </w:r>
+            <w:r>
+              <w:t xml:space="preserve">,</w:t>
+            </w:r>
+            <w:r>
+              <w:t xml:space="preserve"> </w:t>
+            </w:r>
+            <w:r>
+              <w:rPr>
+                <w:rStyle w:val="VerbatimChar"/>
+              </w:rPr>
+              <w:t xml:space="preserve">std::byte</w:t>
+            </w:r>
+            <w:r>
+              <w:t xml:space="preserve">,</w:t>
+            </w:r>
+            <w:r>
+              <w:t xml:space="preserve"> </w:t>
+            </w:r>
+            <w:r>
+              <w:rPr>
+                <w:rStyle w:val="VerbatimChar"/>
+              </w:rPr>
+              <w:t xml:space="preserve">to_chars</w:t>
+            </w:r>
+            <w:r>
+              <w:t xml:space="preserve">/</w:t>
+            </w:r>
+            <w:r>
+              <w:rPr>
+                <w:rStyle w:val="VerbatimChar"/>
+              </w:rPr>
+              <w:t xml:space="preserve">from_chars</w:t>
+            </w:r>
+            <w:r>
+              <w:t xml:space="preserve">,</w:t>
+            </w:r>
+            <w:r>
+              <w:t xml:space="preserve"> </w:t>
+            </w:r>
+            <w:r>
+              <w:rPr>
+                <w:rStyle w:val="VerbatimChar"/>
+              </w:rPr>
+              <w:t xml:space="preserve">std::invoke</w:t>
+            </w:r>
+            <w:r>
+              <w:t xml:space="preserve">,</w:t>
+            </w:r>
+            <w:r>
+              <w:t xml:space="preserve"> </w:t>
+            </w:r>
+            <w:r>
+              <w:rPr>
+                <w:rStyle w:val="VerbatimChar"/>
+              </w:rPr>
+              <w:t xml:space="preserve">std::apply</w:t>
+            </w:r>
+            <w:r>
+              <w:t xml:space="preserve">,</w:t>
+            </w:r>
+            <w:r>
+              <w:t xml:space="preserve"> </w:t>
+            </w:r>
+            <w:r>
+              <w:rPr>
+                <w:rStyle w:val="VerbatimChar"/>
+              </w:rPr>
+              <w:t xml:space="preserve">std::clamp</w:t>
+            </w:r>
+            <w:r>
+              <w:t xml:space="preserve">,</w:t>
+            </w:r>
+            <w:r>
+              <w:t xml:space="preserve"> </w:t>
+            </w:r>
+            <w:r>
+              <w:rPr>
+                <w:rStyle w:val="VerbatimChar"/>
+              </w:rPr>
+              <w:t xml:space="preserve">std::gcd</w:t>
+            </w:r>
+            <w:r>
+              <w:t xml:space="preserve">, map</w:t>
+            </w:r>
+            <w:r>
+              <w:t xml:space="preserve"> </w:t>
+            </w:r>
+            <w:r>
+              <w:rPr>
+                <w:rStyle w:val="VerbatimChar"/>
+              </w:rPr>
+              <w:t xml:space="preserve">try_emplace</w:t>
+            </w:r>
+            <w:r>
+              <w:t xml:space="preserve">/</w:t>
+            </w:r>
+            <w:r>
+              <w:rPr>
+                <w:rStyle w:val="VerbatimChar"/>
+              </w:rPr>
+              <w:t xml:space="preserve">insert_or_assign</w:t>
+            </w:r>
+            <w:r>
+              <w:t xml:space="preserve">/</w:t>
+            </w:r>
+            <w:r>
+              <w:rPr>
+                <w:rStyle w:val="VerbatimChar"/>
+              </w:rPr>
+              <w:t xml:space="preserve">extract</w:t>
+            </w:r>
+            <w:r>
+              <w:t xml:space="preserve">/</w:t>
+            </w:r>
+            <w:r>
+              <w:rPr>
+                <w:rStyle w:val="VerbatimChar"/>
+              </w:rPr>
+              <w:t xml:space="preserve">merge</w:t>
+            </w:r>
+            <w:r>
+              <w:t xml:space="preserve">,</w:t>
+            </w:r>
+            <w:r>
+              <w:t xml:space="preserve"> </w:t>
+            </w:r>
+            <w:r>
+              <w:rPr>
+                <w:rStyle w:val="VerbatimChar"/>
+              </w:rPr>
+              <w:t xml:space="preserve">std::size</w:t>
+            </w:r>
+            <w:r>
+              <w:t xml:space="preserve">/</w:t>
+            </w:r>
+            <w:r>
+              <w:rPr>
+                <w:rStyle w:val="VerbatimChar"/>
+              </w:rPr>
+              <w:t xml:space="preserve">std::data</w:t>
+            </w:r>
+            <w:r>
+              <w:t xml:space="preserve">. C++20:</w:t>
+            </w:r>
+            <w:r>
+              <w:t xml:space="preserve"> </w:t>
+            </w:r>
+            <w:r>
+              <w:rPr>
+                <w:rStyle w:val="VerbatimChar"/>
+              </w:rPr>
+              <w:t xml:space="preserve">std::bit_cast</w:t>
+            </w:r>
+            <w:r>
+              <w:t xml:space="preserve"> </w:t>
+            </w:r>
+            <w:r>
+              <w:t xml:space="preserve">and</w:t>
+            </w:r>
+            <w:r>
+              <w:t xml:space="preserve"> </w:t>
+            </w:r>
+            <w:r>
+              <w:rPr>
+                <w:rStyle w:val="VerbatimChar"/>
+              </w:rPr>
+              <w:t xml:space="preserve">&lt;bit&gt;</w:t>
+            </w:r>
+            <w:r>
+              <w:t xml:space="preserve">,</w:t>
+            </w:r>
+            <w:r>
+              <w:t xml:space="preserve"> </w:t>
+            </w:r>
+            <w:r>
+              <w:rPr>
+                <w:rStyle w:val="VerbatimChar"/>
+              </w:rPr>
+              <w:t xml:space="preserve">std::source_location</w:t>
+            </w:r>
+            <w:r>
+              <w:t xml:space="preserve">,</w:t>
+            </w:r>
+            <w:r>
+              <w:t xml:space="preserve"> </w:t>
+            </w:r>
+            <w:r>
+              <w:rPr>
+                <w:rStyle w:val="VerbatimChar"/>
+              </w:rPr>
+              <w:t xml:space="preserve">std::erase_if</w:t>
+            </w:r>
+            <w:r>
+              <w:t xml:space="preserve">,</w:t>
+            </w:r>
+            <w:r>
+              <w:t xml:space="preserve"> </w:t>
+            </w:r>
+            <w:r>
+              <w:rPr>
+                <w:rStyle w:val="VerbatimChar"/>
+              </w:rPr>
+              <w:t xml:space="preserve">starts_with</w:t>
+            </w:r>
+            <w:r>
+              <w:t xml:space="preserve">/</w:t>
+            </w:r>
+            <w:r>
+              <w:rPr>
+                <w:rStyle w:val="VerbatimChar"/>
+              </w:rPr>
+              <w:t xml:space="preserve">ends_with</w:t>
+            </w:r>
+            <w:r>
+              <w:t xml:space="preserve">,</w:t>
+            </w:r>
+            <w:r>
+              <w:t xml:space="preserve"> </w:t>
+            </w:r>
+            <w:r>
+              <w:rPr>
+                <w:rStyle w:val="VerbatimChar"/>
+              </w:rPr>
+              <w:t xml:space="preserve">contains</w:t>
+            </w:r>
+            <w:r>
+              <w:t xml:space="preserve"> </w:t>
+            </w:r>
+            <w:r>
+              <w:t xml:space="preserve">for associative containers,</w:t>
+            </w:r>
+            <w:r>
+              <w:t xml:space="preserve"> </w:t>
+            </w:r>
+            <w:r>
+              <w:rPr>
+                <w:rStyle w:val="VerbatimChar"/>
+              </w:rPr>
+              <w:t xml:space="preserve">&lt;chrono&gt;</w:t>
+            </w:r>
+            <w:r>
+              <w:t xml:space="preserve"> </w:t>
+            </w:r>
+            <w:r>
+              <w:t xml:space="preserve">calendars and time zones,</w:t>
+            </w:r>
+            <w:r>
+              <w:t xml:space="preserve"> </w:t>
+            </w:r>
+            <w:r>
+              <w:rPr>
+                <w:rStyle w:val="VerbatimChar"/>
+              </w:rPr>
+              <w:t xml:space="preserve">std::numbers</w:t>
+            </w:r>
+            <w:r>
+              <w:t xml:space="preserve">,</w:t>
+            </w:r>
+            <w:r>
+              <w:t xml:space="preserve"> </w:t>
+            </w:r>
+            <w:r>
+              <w:rPr>
+                <w:rStyle w:val="VerbatimChar"/>
+              </w:rPr>
+              <w:t xml:space="preserve">std::midpoint</w:t>
+            </w:r>
+            <w:r>
+              <w:t xml:space="preserve">,</w:t>
+            </w:r>
+            <w:r>
+              <w:t xml:space="preserve"> </w:t>
+            </w:r>
+            <w:r>
+              <w:rPr>
+                <w:rStyle w:val="VerbatimChar"/>
+              </w:rPr>
+              <w:t xml:space="preserve">std::lerp</w:t>
+            </w:r>
+            <w:r>
+              <w:t xml:space="preserve">,</w:t>
+            </w:r>
+            <w:r>
+              <w:t xml:space="preserve"> </w:t>
+            </w:r>
+            <w:r>
+              <w:rPr>
+                <w:rStyle w:val="VerbatimChar"/>
+              </w:rPr>
+              <w:t xml:space="preserve">std::to_array</w:t>
+            </w:r>
+            <w:r>
+              <w:t xml:space="preserve">. C++23:</w:t>
+            </w:r>
+            <w:r>
+              <w:t xml:space="preserve"> </w:t>
+            </w:r>
+            <w:r>
+              <w:rPr>
+                <w:rStyle w:val="VerbatimChar"/>
+              </w:rPr>
+              <w:t xml:space="preserve">std::flat_map</w:t>
+            </w:r>
+            <w:r>
+              <w:t xml:space="preserve">/</w:t>
+            </w:r>
+            <w:r>
+              <w:rPr>
+                <w:rStyle w:val="VerbatimChar"/>
+              </w:rPr>
+              <w:t xml:space="preserve">std::flat_set</w:t>
+            </w:r>
+            <w:r>
+              <w:t xml:space="preserve">,</w:t>
+            </w:r>
+            <w:r>
+              <w:t xml:space="preserve"> </w:t>
+            </w:r>
+            <w:r>
+              <w:rPr>
+                <w:rStyle w:val="VerbatimChar"/>
+              </w:rPr>
+              <w:t xml:space="preserve">std::stacktrace</w:t>
+            </w:r>
+            <w:r>
+              <w:t xml:space="preserve">,</w:t>
+            </w:r>
+            <w:r>
+              <w:t xml:space="preserve"> </w:t>
+            </w:r>
+            <w:r>
+              <w:rPr>
+                <w:rStyle w:val="VerbatimChar"/>
+              </w:rPr>
+              <w:t xml:space="preserve">std::move_only_function</w:t>
+            </w:r>
+            <w:r>
+              <w:t xml:space="preserve">,</w:t>
+            </w:r>
+            <w:r>
+              <w:t xml:space="preserve"> </w:t>
+            </w:r>
+            <w:r>
+              <w:rPr>
+                <w:rStyle w:val="VerbatimChar"/>
+              </w:rPr>
+              <w:t xml:space="preserve">std::byteswap</w:t>
+            </w:r>
+            <w:r>
+              <w:t xml:space="preserve">,</w:t>
+            </w:r>
+            <w:r>
+              <w:t xml:space="preserve"> </w:t>
+            </w:r>
+            <w:r>
+              <w:rPr>
+                <w:rStyle w:val="VerbatimChar"/>
+              </w:rPr>
+              <w:t xml:space="preserve">std::out_ptr</w:t>
+            </w:r>
+            <w:r>
+              <w:t xml:space="preserve">,</w:t>
+            </w:r>
+            <w:r>
+              <w:t xml:space="preserve"> </w:t>
+            </w:r>
+            <w:r>
+              <w:rPr>
+                <w:rStyle w:val="VerbatimChar"/>
+              </w:rPr>
+              <w:t xml:space="preserve">std::forward_like</w:t>
+            </w:r>
+            <w:r>
+              <w:t xml:space="preserve">,</w:t>
+            </w:r>
+            <w:r>
+              <w:t xml:space="preserve"> </w:t>
+            </w:r>
+            <w:r>
+              <w:rPr>
+                <w:rStyle w:val="VerbatimChar"/>
+              </w:rPr>
+              <w:t xml:space="preserve">resize_and_overwrite</w:t>
+            </w:r>
+          </w:p>
+        </w:tc>
+      </w:tr>
+      <w:tr>
+        <w:tc>
+          <w:tcPr/>
+          <w:p>
+            <w:pPr>
+              <w:pStyle w:val="Compact"/>
+              <w:jc w:val="left"/>
+            </w:pPr>
+            <w:r>
+              <w:t xml:space="preserve">1:40</w:t>
+            </w:r>
+          </w:p>
+        </w:tc>
+        <w:tc>
+          <w:tcPr/>
+          <w:p>
+            <w:pPr>
+              <w:pStyle w:val="Compact"/>
+              <w:jc w:val="left"/>
+            </w:pPr>
+            <w:r>
+              <w:t xml:space="preserve">Interface design checklist</w:t>
+            </w:r>
+          </w:p>
+        </w:tc>
+        <w:tc>
+          <w:tcPr/>
+          <w:p>
+            <w:pPr>
+              <w:pStyle w:val="Compact"/>
+              <w:jc w:val="left"/>
+            </w:pPr>
+            <w:r>
+              <w:t xml:space="preserve">Which vocabulary type for which situation</w:t>
+            </w:r>
+          </w:p>
+        </w:tc>
+      </w:tr>
+      <w:tr>
+        <w:tc>
+          <w:tcPr/>
+          <w:p>
+            <w:pPr>
+              <w:pStyle w:val="Compact"/>
+              <w:jc w:val="left"/>
+            </w:pPr>
+            <w:r>
+              <w:t xml:space="preserve">1:42</w:t>
+            </w:r>
+          </w:p>
+        </w:tc>
+        <w:tc>
+          <w:tcPr/>
+          <w:p>
+            <w:pPr>
+              <w:pStyle w:val="Compact"/>
+              <w:jc w:val="left"/>
+            </w:pPr>
+            <w:r>
+              <w:rPr>
+                <w:bCs/>
+                <w:b/>
+              </w:rPr>
+              <w:t xml:space="preserve">Lab</w:t>
+            </w:r>
+            <w:r>
+              <w:t xml:space="preserve"> </w:t>
+            </w:r>
+            <w:r>
+              <w:t xml:space="preserve">(10 min)</w:t>
+            </w:r>
+          </w:p>
+        </w:tc>
+        <w:tc>
+          <w:tcPr/>
+          <w:p>
+            <w:pPr>
+              <w:pStyle w:val="Compact"/>
+              <w:jc w:val="left"/>
+            </w:pPr>
+            <w:r>
+              <w:rPr>
+                <w:rStyle w:val="VerbatimChar"/>
+              </w:rPr>
+              <w:t xml:space="preserve">lab4_interface_checklist.cpp</w:t>
+            </w:r>
+            <w:r>
+              <w:t xml:space="preserve">: three C++11 signatures rewritten with the checklist (</w:t>
+            </w:r>
+            <w:r>
+              <w:rPr>
+                <w:rStyle w:val="VerbatimChar"/>
+              </w:rPr>
+              <w:t xml:space="preserve">expected</w:t>
+            </w:r>
+            <w:r>
+              <w:t xml:space="preserve">,</w:t>
+            </w:r>
+            <w:r>
+              <w:t xml:space="preserve"> </w:t>
+            </w:r>
+            <w:r>
+              <w:rPr>
+                <w:rStyle w:val="VerbatimChar"/>
+              </w:rPr>
+              <w:t xml:space="preserve">span</w:t>
+            </w:r>
+            <w:r>
+              <w:t xml:space="preserve"> </w:t>
+            </w:r>
+            <w:r>
+              <w:t xml:space="preserve">+</w:t>
+            </w:r>
+            <w:r>
+              <w:t xml:space="preserve"> </w:t>
+            </w:r>
+            <w:r>
+              <w:rPr>
+                <w:rStyle w:val="VerbatimChar"/>
+              </w:rPr>
+              <w:t xml:space="preserve">optional</w:t>
+            </w:r>
+            <w:r>
+              <w:t xml:space="preserve">,</w:t>
+            </w:r>
+            <w:r>
+              <w:t xml:space="preserve"> </w:t>
+            </w:r>
+            <w:r>
+              <w:rPr>
+                <w:rStyle w:val="VerbatimChar"/>
+              </w:rPr>
+              <w:t xml:space="preserve">optional</w:t>
+            </w:r>
+            <w:r>
+              <w:t xml:space="preserve"> </w:t>
+            </w:r>
+            <w:r>
+              <w:t xml:space="preserve">of a struct)</w:t>
+            </w:r>
+          </w:p>
+        </w:tc>
+      </w:tr>
+      <w:tr>
+        <w:tc>
+          <w:tcPr/>
+          <w:p>
+            <w:pPr>
+              <w:pStyle w:val="Compact"/>
+              <w:jc w:val="left"/>
+            </w:pPr>
+            <w:r>
+              <w:t xml:space="preserve">1:52</w:t>
             </w:r>
           </w:p>
         </w:tc>
@@ -3123,7 +3456,109 @@
               <w:jc w:val="left"/>
             </w:pPr>
             <w:r>
-              <w:t xml:space="preserve">Interface design checklist: which vocabulary type for which situation</w:t>
+              <w:t xml:space="preserve">The telemetry exercise, launched as at-home work:</w:t>
+            </w:r>
+            <w:r>
+              <w:t xml:space="preserve"> </w:t>
+            </w:r>
+            <w:r>
+              <w:rPr>
+                <w:rStyle w:val="VerbatimChar"/>
+              </w:rPr>
+              <w:t xml:space="preserve">parse_record</w:t>
+            </w:r>
+            <w:r>
+              <w:t xml:space="preserve"> </w:t>
+            </w:r>
+            <w:r>
+              <w:t xml:space="preserve">to</w:t>
+            </w:r>
+            <w:r>
+              <w:t xml:space="preserve"> </w:t>
+            </w:r>
+            <w:r>
+              <w:rPr>
+                <w:rStyle w:val="VerbatimChar"/>
+              </w:rPr>
+              <w:t xml:space="preserve">std::expected</w:t>
+            </w:r>
+            <w:r>
+              <w:t xml:space="preserve">,</w:t>
+            </w:r>
+            <w:r>
+              <w:t xml:space="preserve"> </w:t>
+            </w:r>
+            <w:r>
+              <w:rPr>
+                <w:rStyle w:val="VerbatimChar"/>
+              </w:rPr>
+              <w:t xml:space="preserve">find_sensor</w:t>
+            </w:r>
+            <w:r>
+              <w:t xml:space="preserve"> </w:t>
+            </w:r>
+            <w:r>
+              <w:t xml:space="preserve">to</w:t>
+            </w:r>
+            <w:r>
+              <w:t xml:space="preserve"> </w:t>
+            </w:r>
+            <w:r>
+              <w:rPr>
+                <w:rStyle w:val="VerbatimChar"/>
+              </w:rPr>
+              <w:t xml:space="preserve">std::optional</w:t>
+            </w:r>
+            <w:r>
+              <w:t xml:space="preserve">, the report to</w:t>
+            </w:r>
+            <w:r>
+              <w:t xml:space="preserve"> </w:t>
+            </w:r>
+            <w:r>
+              <w:rPr>
+                <w:rStyle w:val="VerbatimChar"/>
+              </w:rPr>
+              <w:t xml:space="preserve">std::println</w:t>
+            </w:r>
+            <w:r>
+              <w:t xml:space="preserve">, then</w:t>
+            </w:r>
+            <w:r>
+              <w:t xml:space="preserve"> </w:t>
+            </w:r>
+            <w:r>
+              <w:rPr>
+                <w:rStyle w:val="VerbatimChar"/>
+              </w:rPr>
+              <w:t xml:space="preserve">formatter</w:t>
+            </w:r>
+            <w:r>
+              <w:t xml:space="preserve">,</w:t>
+            </w:r>
+            <w:r>
+              <w:t xml:space="preserve"> </w:t>
+            </w:r>
+            <w:r>
+              <w:rPr>
+                <w:rStyle w:val="VerbatimChar"/>
+              </w:rPr>
+              <w:t xml:space="preserve">string_view</w:t>
+            </w:r>
+            <w:r>
+              <w:t xml:space="preserve">,</w:t>
+            </w:r>
+            <w:r>
+              <w:t xml:space="preserve"> </w:t>
+            </w:r>
+            <w:r>
+              <w:rPr>
+                <w:rStyle w:val="VerbatimChar"/>
+              </w:rPr>
+              <w:t xml:space="preserve">span</w:t>
+            </w:r>
+            <w:r>
+              <w:t xml:space="preserve">, monadic ops</w:t>
             </w:r>
           </w:p>
         </w:tc>
@@ -3385,7 +3820,7 @@
               <w:jc w:val="left"/>
             </w:pPr>
             <w:r>
-              <w:t xml:space="preserve">0:10</w:t>
+              <w:t xml:space="preserve">0:06</w:t>
             </w:r>
           </w:p>
         </w:tc>
@@ -3687,85 +4122,83 @@
               <w:jc w:val="left"/>
             </w:pPr>
             <w:r>
-              <w:t xml:space="preserve">0:40</w:t>
-            </w:r>
-          </w:p>
-        </w:tc>
-        <w:tc>
-          <w:tcPr/>
-          <w:p>
-            <w:pPr>
-              <w:pStyle w:val="Compact"/>
-              <w:jc w:val="left"/>
-            </w:pPr>
-            <w:r>
-              <w:t xml:space="preserve">C++17 template quality of life</w:t>
-            </w:r>
-          </w:p>
-        </w:tc>
-        <w:tc>
-          <w:tcPr/>
-          <w:p>
-            <w:pPr>
-              <w:pStyle w:val="Compact"/>
-              <w:jc w:val="left"/>
-            </w:pPr>
-            <w:r>
-              <w:t xml:space="preserve">Fold expressions (replacing recursive variadic templates);</w:t>
-            </w:r>
-            <w:r>
-              <w:t xml:space="preserve"> </w:t>
-            </w:r>
-            <w:r>
-              <w:rPr>
-                <w:rStyle w:val="VerbatimChar"/>
-              </w:rPr>
-              <w:t xml:space="preserve">if constexpr</w:t>
-            </w:r>
-            <w:r>
-              <w:t xml:space="preserve"> </w:t>
-            </w:r>
-            <w:r>
-              <w:t xml:space="preserve">replacing tag dispatch and overload tricks;</w:t>
-            </w:r>
-            <w:r>
-              <w:t xml:space="preserve"> </w:t>
-            </w:r>
-            <w:r>
-              <w:rPr>
-                <w:rStyle w:val="VerbatimChar"/>
-              </w:rPr>
-              <w:t xml:space="preserve">auto</w:t>
-            </w:r>
-            <w:r>
-              <w:t xml:space="preserve"> </w:t>
-            </w:r>
-            <w:r>
-              <w:t xml:space="preserve">non-type template parameters; CTAD and deduction guides; variable templates (C++14) and</w:t>
-            </w:r>
-            <w:r>
-              <w:t xml:space="preserve"> </w:t>
-            </w:r>
-            <w:r>
-              <w:rPr>
-                <w:rStyle w:val="VerbatimChar"/>
-              </w:rPr>
-              <w:t xml:space="preserve">_v</w:t>
-            </w:r>
-            <w:r>
-              <w:t xml:space="preserve">/</w:t>
-            </w:r>
-            <w:r>
-              <w:rPr>
-                <w:rStyle w:val="VerbatimChar"/>
-              </w:rPr>
-              <w:t xml:space="preserve">_t</w:t>
-            </w:r>
-            <w:r>
-              <w:t xml:space="preserve"> </w:t>
-            </w:r>
-            <w:r>
-              <w:t xml:space="preserve">trait aliases</w:t>
+              <w:t xml:space="preserve">0:20</w:t>
+            </w:r>
+          </w:p>
+        </w:tc>
+        <w:tc>
+          <w:tcPr/>
+          <w:p>
+            <w:pPr>
+              <w:pStyle w:val="Compact"/>
+              <w:jc w:val="left"/>
+            </w:pPr>
+            <w:r>
+              <w:rPr>
+                <w:bCs/>
+                <w:b/>
+              </w:rPr>
+              <w:t xml:space="preserve">Lab</w:t>
+            </w:r>
+            <w:r>
+              <w:t xml:space="preserve"> </w:t>
+            </w:r>
+            <w:r>
+              <w:t xml:space="preserve">(10 min)</w:t>
+            </w:r>
+          </w:p>
+        </w:tc>
+        <w:tc>
+          <w:tcPr/>
+          <w:p>
+            <w:pPr>
+              <w:pStyle w:val="Compact"/>
+              <w:jc w:val="left"/>
+            </w:pPr>
+            <w:r>
+              <w:rPr>
+                <w:rStyle w:val="VerbatimChar"/>
+              </w:rPr>
+              <w:t xml:space="preserve">labs/s03/lab1_constexpr.cpp</w:t>
+            </w:r>
+            <w:r>
+              <w:t xml:space="preserve">: a CRC table made</w:t>
+            </w:r>
+            <w:r>
+              <w:t xml:space="preserve"> </w:t>
+            </w:r>
+            <w:r>
+              <w:rPr>
+                <w:rStyle w:val="VerbatimChar"/>
+              </w:rPr>
+              <w:t xml:space="preserve">constexpr</w:t>
+            </w:r>
+            <w:r>
+              <w:t xml:space="preserve">, a</w:t>
+            </w:r>
+            <w:r>
+              <w:t xml:space="preserve"> </w:t>
+            </w:r>
+            <w:r>
+              <w:rPr>
+                <w:rStyle w:val="VerbatimChar"/>
+              </w:rPr>
+              <w:t xml:space="preserve">consteval</w:t>
+            </w:r>
+            <w:r>
+              <w:t xml:space="preserve"> </w:t>
+            </w:r>
+            <w:r>
+              <w:t xml:space="preserve">config check, a parser that works in both worlds, each proven by a</w:t>
+            </w:r>
+            <w:r>
+              <w:t xml:space="preserve"> </w:t>
+            </w:r>
+            <w:r>
+              <w:rPr>
+                <w:rStyle w:val="VerbatimChar"/>
+              </w:rPr>
+              <w:t xml:space="preserve">static_assert</w:t>
             </w:r>
           </w:p>
         </w:tc>
@@ -3779,118 +4212,46 @@
               <w:jc w:val="left"/>
             </w:pPr>
             <w:r>
-              <w:t xml:space="preserve">0:55</w:t>
-            </w:r>
-          </w:p>
-        </w:tc>
-        <w:tc>
-          <w:tcPr/>
-          <w:p>
-            <w:pPr>
-              <w:pStyle w:val="Compact"/>
-              <w:jc w:val="left"/>
-            </w:pPr>
-            <w:r>
-              <w:t xml:space="preserve">C++20 concepts</w:t>
-            </w:r>
-          </w:p>
-        </w:tc>
-        <w:tc>
-          <w:tcPr/>
-          <w:p>
-            <w:pPr>
-              <w:pStyle w:val="Compact"/>
-              <w:jc w:val="left"/>
-            </w:pPr>
-            <w:r>
-              <w:t xml:space="preserve">The problem:</w:t>
-            </w:r>
-            <w:r>
-              <w:t xml:space="preserve"> </w:t>
-            </w:r>
-            <w:r>
-              <w:rPr>
-                <w:rStyle w:val="VerbatimChar"/>
-              </w:rPr>
-              <w:t xml:space="preserve">enable_if</w:t>
-            </w:r>
-            <w:r>
-              <w:t xml:space="preserve"> </w:t>
-            </w:r>
-            <w:r>
-              <w:t xml:space="preserve">and SFINAE error messages.</w:t>
-            </w:r>
-            <w:r>
-              <w:t xml:space="preserve"> </w:t>
-            </w:r>
-            <w:r>
-              <w:rPr>
-                <w:rStyle w:val="VerbatimChar"/>
-              </w:rPr>
-              <w:t xml:space="preserve">requires</w:t>
-            </w:r>
-            <w:r>
-              <w:t xml:space="preserve"> </w:t>
-            </w:r>
-            <w:r>
-              <w:t xml:space="preserve">clauses,</w:t>
-            </w:r>
-            <w:r>
-              <w:t xml:space="preserve"> </w:t>
-            </w:r>
-            <w:r>
-              <w:rPr>
-                <w:rStyle w:val="VerbatimChar"/>
-              </w:rPr>
-              <w:t xml:space="preserve">requires</w:t>
-            </w:r>
-            <w:r>
-              <w:t xml:space="preserve"> </w:t>
-            </w:r>
-            <w:r>
-              <w:t xml:space="preserve">expressions, named concepts, the standard concepts library (</w:t>
-            </w:r>
-            <w:r>
-              <w:rPr>
-                <w:rStyle w:val="VerbatimChar"/>
-              </w:rPr>
-              <w:t xml:space="preserve">std::integral</w:t>
-            </w:r>
-            <w:r>
-              <w:t xml:space="preserve">,</w:t>
-            </w:r>
-            <w:r>
-              <w:t xml:space="preserve"> </w:t>
-            </w:r>
-            <w:r>
-              <w:rPr>
-                <w:rStyle w:val="VerbatimChar"/>
-              </w:rPr>
-              <w:t xml:space="preserve">std::invocable</w:t>
-            </w:r>
-            <w:r>
-              <w:t xml:space="preserve">,</w:t>
-            </w:r>
-            <w:r>
-              <w:t xml:space="preserve"> </w:t>
-            </w:r>
-            <w:r>
-              <w:rPr>
-                <w:rStyle w:val="VerbatimChar"/>
-              </w:rPr>
-              <w:t xml:space="preserve">std::ranges::range</w:t>
-            </w:r>
-            <w:r>
-              <w:t xml:space="preserve">, and friends). Abbreviated function templates (</w:t>
-            </w:r>
-            <w:r>
-              <w:rPr>
-                <w:rStyle w:val="VerbatimChar"/>
-              </w:rPr>
-              <w:t xml:space="preserve">void f(std::integral auto x)</w:t>
-            </w:r>
-            <w:r>
-              <w:t xml:space="preserve">). Constrained</w:t>
+              <w:t xml:space="preserve">0:30</w:t>
+            </w:r>
+          </w:p>
+        </w:tc>
+        <w:tc>
+          <w:tcPr/>
+          <w:p>
+            <w:pPr>
+              <w:pStyle w:val="Compact"/>
+              <w:jc w:val="left"/>
+            </w:pPr>
+            <w:r>
+              <w:t xml:space="preserve">C++17 template quality of life</w:t>
+            </w:r>
+          </w:p>
+        </w:tc>
+        <w:tc>
+          <w:tcPr/>
+          <w:p>
+            <w:pPr>
+              <w:pStyle w:val="Compact"/>
+              <w:jc w:val="left"/>
+            </w:pPr>
+            <w:r>
+              <w:t xml:space="preserve">Fold expressions (replacing recursive variadic templates);</w:t>
+            </w:r>
+            <w:r>
+              <w:t xml:space="preserve"> </w:t>
+            </w:r>
+            <w:r>
+              <w:rPr>
+                <w:rStyle w:val="VerbatimChar"/>
+              </w:rPr>
+              <w:t xml:space="preserve">if constexpr</w:t>
+            </w:r>
+            <w:r>
+              <w:t xml:space="preserve"> </w:t>
+            </w:r>
+            <w:r>
+              <w:t xml:space="preserve">replacing tag dispatch and overload tricks;</w:t>
             </w:r>
             <w:r>
               <w:t xml:space="preserve"> </w:t>
@@ -3902,22 +4263,34 @@
               <w:t xml:space="preserve">auto</w:t>
             </w:r>
             <w:r>
-              <w:t xml:space="preserve">. Subsumption and overload selection by constraint. Demo: convert an</w:t>
-            </w:r>
-            <w:r>
-              <w:t xml:space="preserve"> </w:t>
-            </w:r>
-            <w:r>
-              <w:rPr>
-                <w:rStyle w:val="VerbatimChar"/>
-              </w:rPr>
-              <w:t xml:space="preserve">enable_if</w:t>
-            </w:r>
-            <w:r>
-              <w:t xml:space="preserve"> </w:t>
-            </w:r>
-            <w:r>
-              <w:t xml:space="preserve">overload set to concepts and compare the diagnostics side by side</w:t>
+              <w:t xml:space="preserve"> </w:t>
+            </w:r>
+            <w:r>
+              <w:t xml:space="preserve">non-type template parameters; CTAD and deduction guides; variable templates (C++14) and</w:t>
+            </w:r>
+            <w:r>
+              <w:t xml:space="preserve"> </w:t>
+            </w:r>
+            <w:r>
+              <w:rPr>
+                <w:rStyle w:val="VerbatimChar"/>
+              </w:rPr>
+              <w:t xml:space="preserve">_v</w:t>
+            </w:r>
+            <w:r>
+              <w:t xml:space="preserve">/</w:t>
+            </w:r>
+            <w:r>
+              <w:rPr>
+                <w:rStyle w:val="VerbatimChar"/>
+              </w:rPr>
+              <w:t xml:space="preserve">_t</w:t>
+            </w:r>
+            <w:r>
+              <w:t xml:space="preserve"> </w:t>
+            </w:r>
+            <w:r>
+              <w:t xml:space="preserve">trait aliases</w:t>
             </w:r>
           </w:p>
         </w:tc>
@@ -3931,97 +4304,59 @@
               <w:jc w:val="left"/>
             </w:pPr>
             <w:r>
-              <w:t xml:space="preserve">1:20</w:t>
-            </w:r>
-          </w:p>
-        </w:tc>
-        <w:tc>
-          <w:tcPr/>
-          <w:p>
-            <w:pPr>
-              <w:pStyle w:val="Compact"/>
-              <w:jc w:val="left"/>
-            </w:pPr>
-            <w:r>
-              <w:t xml:space="preserve">C++20/23 template additions</w:t>
-            </w:r>
-          </w:p>
-        </w:tc>
-        <w:tc>
-          <w:tcPr/>
-          <w:p>
-            <w:pPr>
-              <w:pStyle w:val="Compact"/>
-              <w:jc w:val="left"/>
-            </w:pPr>
-            <w:r>
-              <w:t xml:space="preserve">Class types as non-type template parameters (C++20); template lambdas</w:t>
-            </w:r>
-            <w:r>
-              <w:t xml:space="preserve"> </w:t>
-            </w:r>
-            <w:r>
-              <w:rPr>
-                <w:rStyle w:val="VerbatimChar"/>
-              </w:rPr>
-              <w:t xml:space="preserve">[]&lt;typename T&gt;(T x)</w:t>
-            </w:r>
-            <w:r>
-              <w:t xml:space="preserve"> </w:t>
-            </w:r>
-            <w:r>
-              <w:t xml:space="preserve">and lambdas in unevaluated contexts (C++20); explicit</w:t>
-            </w:r>
-            <w:r>
-              <w:t xml:space="preserve"> </w:t>
-            </w:r>
-            <w:r>
-              <w:rPr>
-                <w:rStyle w:val="VerbatimChar"/>
-              </w:rPr>
-              <w:t xml:space="preserve">this</w:t>
-            </w:r>
-            <w:r>
-              <w:t xml:space="preserve"> </w:t>
-            </w:r>
-            <w:r>
-              <w:t xml:space="preserve">parameter, "deducing</w:t>
-            </w:r>
-            <w:r>
-              <w:t xml:space="preserve"> </w:t>
-            </w:r>
-            <w:r>
-              <w:rPr>
-                <w:rStyle w:val="VerbatimChar"/>
-              </w:rPr>
-              <w:t xml:space="preserve">this</w:t>
-            </w:r>
-            <w:r>
-              <w:t xml:space="preserve">" (C++23), which eliminates</w:t>
-            </w:r>
-            <w:r>
-              <w:t xml:space="preserve"> </w:t>
-            </w:r>
-            <w:r>
-              <w:rPr>
-                <w:rStyle w:val="VerbatimChar"/>
-              </w:rPr>
-              <w:t xml:space="preserve">const</w:t>
-            </w:r>
-            <w:r>
-              <w:t xml:space="preserve">/non-</w:t>
-            </w:r>
-            <w:r>
-              <w:rPr>
-                <w:rStyle w:val="VerbatimChar"/>
-              </w:rPr>
-              <w:t xml:space="preserve">const</w:t>
-            </w:r>
-            <w:r>
-              <w:t xml:space="preserve"> </w:t>
-            </w:r>
-            <w:r>
-              <w:t xml:space="preserve">duplication, simplifies CRTP, and enables recursive lambdas</w:t>
+              <w:t xml:space="preserve">0:45</w:t>
+            </w:r>
+          </w:p>
+        </w:tc>
+        <w:tc>
+          <w:tcPr/>
+          <w:p>
+            <w:pPr>
+              <w:pStyle w:val="Compact"/>
+              <w:jc w:val="left"/>
+            </w:pPr>
+            <w:r>
+              <w:rPr>
+                <w:bCs/>
+                <w:b/>
+              </w:rPr>
+              <w:t xml:space="preserve">Lab</w:t>
+            </w:r>
+            <w:r>
+              <w:t xml:space="preserve"> </w:t>
+            </w:r>
+            <w:r>
+              <w:t xml:space="preserve">(10 min)</w:t>
+            </w:r>
+          </w:p>
+        </w:tc>
+        <w:tc>
+          <w:tcPr/>
+          <w:p>
+            <w:pPr>
+              <w:pStyle w:val="Compact"/>
+              <w:jc w:val="left"/>
+            </w:pPr>
+            <w:r>
+              <w:rPr>
+                <w:rStyle w:val="VerbatimChar"/>
+              </w:rPr>
+              <w:t xml:space="preserve">lab2_templates17.cpp</w:t>
+            </w:r>
+            <w:r>
+              <w:t xml:space="preserve">: recursion to fold expressions, tag dispatch to</w:t>
+            </w:r>
+            <w:r>
+              <w:t xml:space="preserve"> </w:t>
+            </w:r>
+            <w:r>
+              <w:rPr>
+                <w:rStyle w:val="VerbatimChar"/>
+              </w:rPr>
+              <w:t xml:space="preserve">if constexpr</w:t>
+            </w:r>
+            <w:r>
+              <w:t xml:space="preserve">, a CTAD deduction guide</w:t>
             </w:r>
           </w:p>
         </w:tc>
@@ -4035,31 +4370,31 @@
               <w:jc w:val="left"/>
             </w:pPr>
             <w:r>
-              <w:t xml:space="preserve">1:35</w:t>
-            </w:r>
-          </w:p>
-        </w:tc>
-        <w:tc>
-          <w:tcPr/>
-          <w:p>
-            <w:pPr>
-              <w:pStyle w:val="Compact"/>
-              <w:jc w:val="left"/>
-            </w:pPr>
-            <w:r>
-              <w:t xml:space="preserve">Guided exercise</w:t>
-            </w:r>
-          </w:p>
-        </w:tc>
-        <w:tc>
-          <w:tcPr/>
-          <w:p>
-            <w:pPr>
-              <w:pStyle w:val="Compact"/>
-              <w:jc w:val="left"/>
-            </w:pPr>
-            <w:r>
-              <w:t xml:space="preserve">Take a C++11</w:t>
+              <w:t xml:space="preserve">1:00</w:t>
+            </w:r>
+          </w:p>
+        </w:tc>
+        <w:tc>
+          <w:tcPr/>
+          <w:p>
+            <w:pPr>
+              <w:pStyle w:val="Compact"/>
+              <w:jc w:val="left"/>
+            </w:pPr>
+            <w:r>
+              <w:t xml:space="preserve">C++20 concepts</w:t>
+            </w:r>
+          </w:p>
+        </w:tc>
+        <w:tc>
+          <w:tcPr/>
+          <w:p>
+            <w:pPr>
+              <w:pStyle w:val="Compact"/>
+              <w:jc w:val="left"/>
+            </w:pPr>
+            <w:r>
+              <w:t xml:space="preserve">The problem:</w:t>
             </w:r>
             <w:r>
               <w:t xml:space="preserve"> </w:t>
@@ -4071,49 +4406,109 @@
               <w:t xml:space="preserve">enable_if</w:t>
             </w:r>
             <w:r>
-              <w:t xml:space="preserve">-based</w:t>
-            </w:r>
-            <w:r>
-              <w:t xml:space="preserve"> </w:t>
-            </w:r>
-            <w:r>
-              <w:rPr>
-                <w:rStyle w:val="VerbatimChar"/>
-              </w:rPr>
-              <w:t xml:space="preserve">serialize()</w:t>
-            </w:r>
-            <w:r>
-              <w:t xml:space="preserve"> </w:t>
-            </w:r>
-            <w:r>
-              <w:t xml:space="preserve">overload set and rewrite it with concepts and</w:t>
-            </w:r>
-            <w:r>
-              <w:t xml:space="preserve"> </w:t>
-            </w:r>
-            <w:r>
-              <w:rPr>
-                <w:rStyle w:val="VerbatimChar"/>
-              </w:rPr>
-              <w:t xml:space="preserve">if constexpr</w:t>
-            </w:r>
-            <w:r>
-              <w:t xml:space="preserve">; add a</w:t>
-            </w:r>
-            <w:r>
-              <w:t xml:space="preserve"> </w:t>
-            </w:r>
-            <w:r>
-              <w:rPr>
-                <w:rStyle w:val="VerbatimChar"/>
-              </w:rPr>
-              <w:t xml:space="preserve">consteval</w:t>
-            </w:r>
-            <w:r>
-              <w:t xml:space="preserve"> </w:t>
-            </w:r>
-            <w:r>
-              <w:t xml:space="preserve">check that a lookup table is sorted at compile time</w:t>
+              <w:t xml:space="preserve"> </w:t>
+            </w:r>
+            <w:r>
+              <w:t xml:space="preserve">and SFINAE error messages.</w:t>
+            </w:r>
+            <w:r>
+              <w:t xml:space="preserve"> </w:t>
+            </w:r>
+            <w:r>
+              <w:rPr>
+                <w:rStyle w:val="VerbatimChar"/>
+              </w:rPr>
+              <w:t xml:space="preserve">requires</w:t>
+            </w:r>
+            <w:r>
+              <w:t xml:space="preserve"> </w:t>
+            </w:r>
+            <w:r>
+              <w:t xml:space="preserve">clauses,</w:t>
+            </w:r>
+            <w:r>
+              <w:t xml:space="preserve"> </w:t>
+            </w:r>
+            <w:r>
+              <w:rPr>
+                <w:rStyle w:val="VerbatimChar"/>
+              </w:rPr>
+              <w:t xml:space="preserve">requires</w:t>
+            </w:r>
+            <w:r>
+              <w:t xml:space="preserve"> </w:t>
+            </w:r>
+            <w:r>
+              <w:t xml:space="preserve">expressions, named concepts, the standard concepts library (</w:t>
+            </w:r>
+            <w:r>
+              <w:rPr>
+                <w:rStyle w:val="VerbatimChar"/>
+              </w:rPr>
+              <w:t xml:space="preserve">std::integral</w:t>
+            </w:r>
+            <w:r>
+              <w:t xml:space="preserve">,</w:t>
+            </w:r>
+            <w:r>
+              <w:t xml:space="preserve"> </w:t>
+            </w:r>
+            <w:r>
+              <w:rPr>
+                <w:rStyle w:val="VerbatimChar"/>
+              </w:rPr>
+              <w:t xml:space="preserve">std::invocable</w:t>
+            </w:r>
+            <w:r>
+              <w:t xml:space="preserve">,</w:t>
+            </w:r>
+            <w:r>
+              <w:t xml:space="preserve"> </w:t>
+            </w:r>
+            <w:r>
+              <w:rPr>
+                <w:rStyle w:val="VerbatimChar"/>
+              </w:rPr>
+              <w:t xml:space="preserve">std::ranges::range</w:t>
+            </w:r>
+            <w:r>
+              <w:t xml:space="preserve">, and friends). Abbreviated function templates (</w:t>
+            </w:r>
+            <w:r>
+              <w:rPr>
+                <w:rStyle w:val="VerbatimChar"/>
+              </w:rPr>
+              <w:t xml:space="preserve">void f(std::integral auto x)</w:t>
+            </w:r>
+            <w:r>
+              <w:t xml:space="preserve">). Constrained</w:t>
+            </w:r>
+            <w:r>
+              <w:t xml:space="preserve"> </w:t>
+            </w:r>
+            <w:r>
+              <w:rPr>
+                <w:rStyle w:val="VerbatimChar"/>
+              </w:rPr>
+              <w:t xml:space="preserve">auto</w:t>
+            </w:r>
+            <w:r>
+              <w:t xml:space="preserve">. Subsumption and overload selection by constraint. Demo: convert an</w:t>
+            </w:r>
+            <w:r>
+              <w:t xml:space="preserve"> </w:t>
+            </w:r>
+            <w:r>
+              <w:rPr>
+                <w:rStyle w:val="VerbatimChar"/>
+              </w:rPr>
+              <w:t xml:space="preserve">enable_if</w:t>
+            </w:r>
+            <w:r>
+              <w:t xml:space="preserve"> </w:t>
+            </w:r>
+            <w:r>
+              <w:t xml:space="preserve">overload set to concepts and compare the diagnostics side by side</w:t>
             </w:r>
           </w:p>
         </w:tc>
@@ -4127,6 +4522,230 @@
               <w:jc w:val="left"/>
             </w:pPr>
             <w:r>
+              <w:t xml:space="preserve">1:20</w:t>
+            </w:r>
+          </w:p>
+        </w:tc>
+        <w:tc>
+          <w:tcPr/>
+          <w:p>
+            <w:pPr>
+              <w:pStyle w:val="Compact"/>
+              <w:jc w:val="left"/>
+            </w:pPr>
+            <w:r>
+              <w:rPr>
+                <w:bCs/>
+                <w:b/>
+              </w:rPr>
+              <w:t xml:space="preserve">Lab</w:t>
+            </w:r>
+            <w:r>
+              <w:t xml:space="preserve"> </w:t>
+            </w:r>
+            <w:r>
+              <w:t xml:space="preserve">(10 min)</w:t>
+            </w:r>
+          </w:p>
+        </w:tc>
+        <w:tc>
+          <w:tcPr/>
+          <w:p>
+            <w:pPr>
+              <w:pStyle w:val="Compact"/>
+              <w:jc w:val="left"/>
+            </w:pPr>
+            <w:r>
+              <w:rPr>
+                <w:rStyle w:val="VerbatimChar"/>
+              </w:rPr>
+              <w:t xml:space="preserve">lab3_concepts.cpp</w:t>
+            </w:r>
+            <w:r>
+              <w:t xml:space="preserve">: a</w:t>
+            </w:r>
+            <w:r>
+              <w:t xml:space="preserve"> </w:t>
+            </w:r>
+            <w:r>
+              <w:rPr>
+                <w:rStyle w:val="VerbatimChar"/>
+              </w:rPr>
+              <w:t xml:space="preserve">requires</w:t>
+            </w:r>
+            <w:r>
+              <w:t xml:space="preserve">-expression concept, a constrained</w:t>
+            </w:r>
+            <w:r>
+              <w:t xml:space="preserve"> </w:t>
+            </w:r>
+            <w:r>
+              <w:rPr>
+                <w:rStyle w:val="VerbatimChar"/>
+              </w:rPr>
+              <w:t xml:space="preserve">to_json</w:t>
+            </w:r>
+            <w:r>
+              <w:t xml:space="preserve"> </w:t>
+            </w:r>
+            <w:r>
+              <w:t xml:space="preserve">and its error message before and after, a second overload for ranges</w:t>
+            </w:r>
+          </w:p>
+        </w:tc>
+      </w:tr>
+      <w:tr>
+        <w:tc>
+          <w:tcPr/>
+          <w:p>
+            <w:pPr>
+              <w:pStyle w:val="Compact"/>
+              <w:jc w:val="left"/>
+            </w:pPr>
+            <w:r>
+              <w:t xml:space="preserve">1:30</w:t>
+            </w:r>
+          </w:p>
+        </w:tc>
+        <w:tc>
+          <w:tcPr/>
+          <w:p>
+            <w:pPr>
+              <w:pStyle w:val="Compact"/>
+              <w:jc w:val="left"/>
+            </w:pPr>
+            <w:r>
+              <w:t xml:space="preserve">Deducing</w:t>
+            </w:r>
+            <w:r>
+              <w:t xml:space="preserve"> </w:t>
+            </w:r>
+            <w:r>
+              <w:rPr>
+                <w:rStyle w:val="VerbatimChar"/>
+              </w:rPr>
+              <w:t xml:space="preserve">this</w:t>
+            </w:r>
+            <w:r>
+              <w:t xml:space="preserve"> </w:t>
+            </w:r>
+            <w:r>
+              <w:t xml:space="preserve">(C++23), and reading diagnostics</w:t>
+            </w:r>
+          </w:p>
+        </w:tc>
+        <w:tc>
+          <w:tcPr/>
+          <w:p>
+            <w:pPr>
+              <w:pStyle w:val="Compact"/>
+              <w:jc w:val="left"/>
+            </w:pPr>
+            <w:r>
+              <w:t xml:space="preserve">Explicit object parameters: one member instead of</w:t>
+            </w:r>
+            <w:r>
+              <w:t xml:space="preserve"> </w:t>
+            </w:r>
+            <w:r>
+              <w:rPr>
+                <w:rStyle w:val="VerbatimChar"/>
+              </w:rPr>
+              <w:t xml:space="preserve">const</w:t>
+            </w:r>
+            <w:r>
+              <w:t xml:space="preserve">/non-</w:t>
+            </w:r>
+            <w:r>
+              <w:rPr>
+                <w:rStyle w:val="VerbatimChar"/>
+              </w:rPr>
+              <w:t xml:space="preserve">const</w:t>
+            </w:r>
+            <w:r>
+              <w:t xml:space="preserve"> </w:t>
+            </w:r>
+            <w:r>
+              <w:t xml:space="preserve">pairs, recursive lambdas, CRTP without the template parameter; how to read a concepts error</w:t>
+            </w:r>
+          </w:p>
+        </w:tc>
+      </w:tr>
+      <w:tr>
+        <w:tc>
+          <w:tcPr/>
+          <w:p>
+            <w:pPr>
+              <w:pStyle w:val="Compact"/>
+              <w:jc w:val="left"/>
+            </w:pPr>
+            <w:r>
+              <w:t xml:space="preserve">1:45</w:t>
+            </w:r>
+          </w:p>
+        </w:tc>
+        <w:tc>
+          <w:tcPr/>
+          <w:p>
+            <w:pPr>
+              <w:pStyle w:val="Compact"/>
+              <w:jc w:val="left"/>
+            </w:pPr>
+            <w:r>
+              <w:rPr>
+                <w:bCs/>
+                <w:b/>
+              </w:rPr>
+              <w:t xml:space="preserve">Lab</w:t>
+            </w:r>
+            <w:r>
+              <w:t xml:space="preserve"> </w:t>
+            </w:r>
+            <w:r>
+              <w:t xml:space="preserve">(10 min)</w:t>
+            </w:r>
+          </w:p>
+        </w:tc>
+        <w:tc>
+          <w:tcPr/>
+          <w:p>
+            <w:pPr>
+              <w:pStyle w:val="Compact"/>
+              <w:jc w:val="left"/>
+            </w:pPr>
+            <w:r>
+              <w:rPr>
+                <w:rStyle w:val="VerbatimChar"/>
+              </w:rPr>
+              <w:t xml:space="preserve">lab4_deducing_this.cpp</w:t>
+            </w:r>
+            <w:r>
+              <w:t xml:space="preserve">: the three deducing-</w:t>
+            </w:r>
+            <w:r>
+              <w:rPr>
+                <w:rStyle w:val="VerbatimChar"/>
+              </w:rPr>
+              <w:t xml:space="preserve">this</w:t>
+            </w:r>
+            <w:r>
+              <w:t xml:space="preserve"> </w:t>
+            </w:r>
+            <w:r>
+              <w:t xml:space="preserve">idioms, written</w:t>
+            </w:r>
+          </w:p>
+        </w:tc>
+      </w:tr>
+      <w:tr>
+        <w:tc>
+          <w:tcPr/>
+          <w:p>
+            <w:pPr>
+              <w:pStyle w:val="Compact"/>
+              <w:jc w:val="left"/>
+            </w:pPr>
+            <w:r>
               <w:t xml:space="preserve">1:55</w:t>
             </w:r>
           </w:p>
@@ -4181,7 +4800,19 @@
               <w:t xml:space="preserve"> </w:t>
             </w:r>
             <w:r>
-              <w:t xml:space="preserve">when it must be compile time, concepts wherever a template previously had a comment explaining its requirements</w:t>
+              <w:t xml:space="preserve">when it must be compile time, concepts on every public template; the telemetry exercise (CRC table, config validation, constrained</w:t>
+            </w:r>
+            <w:r>
+              <w:t xml:space="preserve"> </w:t>
+            </w:r>
+            <w:r>
+              <w:rPr>
+                <w:rStyle w:val="VerbatimChar"/>
+              </w:rPr>
+              <w:t xml:space="preserve">serialize</w:t>
+            </w:r>
+            <w:r>
+              <w:t xml:space="preserve">) launched as at-home work</w:t>
             </w:r>
           </w:p>
         </w:tc>
@@ -4386,7 +5017,7 @@
               <w:jc w:val="left"/>
             </w:pPr>
             <w:r>
-              <w:t xml:space="preserve">0:10</w:t>
+              <w:t xml:space="preserve">0:06</w:t>
             </w:r>
           </w:p>
         </w:tc>
@@ -4499,40 +5130,56 @@
               <w:jc w:val="left"/>
             </w:pPr>
             <w:r>
-              <w:t xml:space="preserve">0:35</w:t>
-            </w:r>
-          </w:p>
-        </w:tc>
-        <w:tc>
-          <w:tcPr/>
-          <w:p>
-            <w:pPr>
-              <w:pStyle w:val="Compact"/>
-              <w:jc w:val="left"/>
-            </w:pPr>
-            <w:r>
-              <w:t xml:space="preserve">Views and pipelines</w:t>
-            </w:r>
-          </w:p>
-        </w:tc>
-        <w:tc>
-          <w:tcPr/>
-          <w:p>
-            <w:pPr>
-              <w:pStyle w:val="Compact"/>
-              <w:jc w:val="left"/>
-            </w:pPr>
-            <w:r>
-              <w:t xml:space="preserve">Lazy evaluation;</w:t>
-            </w:r>
-            <w:r>
-              <w:t xml:space="preserve"> </w:t>
-            </w:r>
-            <w:r>
-              <w:rPr>
-                <w:rStyle w:val="VerbatimChar"/>
-              </w:rPr>
-              <w:t xml:space="preserve">std::views::filter</w:t>
+              <w:t xml:space="preserve">0:20</w:t>
+            </w:r>
+          </w:p>
+        </w:tc>
+        <w:tc>
+          <w:tcPr/>
+          <w:p>
+            <w:pPr>
+              <w:pStyle w:val="Compact"/>
+              <w:jc w:val="left"/>
+            </w:pPr>
+            <w:r>
+              <w:rPr>
+                <w:bCs/>
+                <w:b/>
+              </w:rPr>
+              <w:t xml:space="preserve">Lab</w:t>
+            </w:r>
+            <w:r>
+              <w:t xml:space="preserve"> </w:t>
+            </w:r>
+            <w:r>
+              <w:t xml:space="preserve">(10 min)</w:t>
+            </w:r>
+          </w:p>
+        </w:tc>
+        <w:tc>
+          <w:tcPr/>
+          <w:p>
+            <w:pPr>
+              <w:pStyle w:val="Compact"/>
+              <w:jc w:val="left"/>
+            </w:pPr>
+            <w:r>
+              <w:rPr>
+                <w:rStyle w:val="VerbatimChar"/>
+              </w:rPr>
+              <w:t xml:space="preserve">labs/s04/lab1_constrained_algorithms.cpp</w:t>
+            </w:r>
+            <w:r>
+              <w:t xml:space="preserve">:</w:t>
+            </w:r>
+            <w:r>
+              <w:t xml:space="preserve"> </w:t>
+            </w:r>
+            <w:r>
+              <w:rPr>
+                <w:rStyle w:val="VerbatimChar"/>
+              </w:rPr>
+              <w:t xml:space="preserve">sort</w:t>
             </w:r>
             <w:r>
               <w:t xml:space="preserve">,</w:t>
@@ -4544,112 +5191,28 @@
               <w:rPr>
                 <w:rStyle w:val="VerbatimChar"/>
               </w:rPr>
-              <w:t xml:space="preserve">transform</w:t>
-            </w:r>
-            <w:r>
-              <w:t xml:space="preserve">,</w:t>
-            </w:r>
-            <w:r>
-              <w:t xml:space="preserve"> </w:t>
-            </w:r>
-            <w:r>
-              <w:rPr>
-                <w:rStyle w:val="VerbatimChar"/>
-              </w:rPr>
-              <w:t xml:space="preserve">take</w:t>
-            </w:r>
-            <w:r>
-              <w:t xml:space="preserve">,</w:t>
-            </w:r>
-            <w:r>
-              <w:t xml:space="preserve"> </w:t>
-            </w:r>
-            <w:r>
-              <w:rPr>
-                <w:rStyle w:val="VerbatimChar"/>
-              </w:rPr>
-              <w:t xml:space="preserve">drop</w:t>
-            </w:r>
-            <w:r>
-              <w:t xml:space="preserve">,</w:t>
-            </w:r>
-            <w:r>
-              <w:t xml:space="preserve"> </w:t>
-            </w:r>
-            <w:r>
-              <w:rPr>
-                <w:rStyle w:val="VerbatimChar"/>
-              </w:rPr>
-              <w:t xml:space="preserve">reverse</w:t>
-            </w:r>
-            <w:r>
-              <w:t xml:space="preserve">,</w:t>
-            </w:r>
-            <w:r>
-              <w:t xml:space="preserve"> </w:t>
-            </w:r>
-            <w:r>
-              <w:rPr>
-                <w:rStyle w:val="VerbatimChar"/>
-              </w:rPr>
-              <w:t xml:space="preserve">iota</w:t>
-            </w:r>
-            <w:r>
-              <w:t xml:space="preserve">,</w:t>
-            </w:r>
-            <w:r>
-              <w:t xml:space="preserve"> </w:t>
-            </w:r>
-            <w:r>
-              <w:rPr>
-                <w:rStyle w:val="VerbatimChar"/>
-              </w:rPr>
-              <w:t xml:space="preserve">split</w:t>
-            </w:r>
-            <w:r>
-              <w:t xml:space="preserve">,</w:t>
-            </w:r>
-            <w:r>
-              <w:t xml:space="preserve"> </w:t>
-            </w:r>
-            <w:r>
-              <w:rPr>
-                <w:rStyle w:val="VerbatimChar"/>
-              </w:rPr>
-              <w:t xml:space="preserve">join</w:t>
-            </w:r>
-            <w:r>
-              <w:t xml:space="preserve">,</w:t>
-            </w:r>
-            <w:r>
-              <w:t xml:space="preserve"> </w:t>
-            </w:r>
-            <w:r>
-              <w:rPr>
-                <w:rStyle w:val="VerbatimChar"/>
-              </w:rPr>
-              <w:t xml:space="preserve">keys</w:t>
-            </w:r>
-            <w:r>
-              <w:t xml:space="preserve">/</w:t>
-            </w:r>
-            <w:r>
-              <w:rPr>
-                <w:rStyle w:val="VerbatimChar"/>
-              </w:rPr>
-              <w:t xml:space="preserve">values</w:t>
-            </w:r>
-            <w:r>
-              <w:t xml:space="preserve">; the pipe syntax; view semantics and lifetime (</w:t>
-            </w:r>
-            <w:r>
-              <w:rPr>
-                <w:rStyle w:val="VerbatimChar"/>
-              </w:rPr>
-              <w:t xml:space="preserve">borrowed_range</w:t>
-            </w:r>
-            <w:r>
-              <w:t xml:space="preserve">, the dangling iterator problem,</w:t>
+              <w:t xml:space="preserve">find</w:t>
+            </w:r>
+            <w:r>
+              <w:t xml:space="preserve"> </w:t>
+            </w:r>
+            <w:r>
+              <w:t xml:space="preserve">and</w:t>
+            </w:r>
+            <w:r>
+              <w:t xml:space="preserve"> </w:t>
+            </w:r>
+            <w:r>
+              <w:rPr>
+                <w:rStyle w:val="VerbatimChar"/>
+              </w:rPr>
+              <w:t xml:space="preserve">max_element</w:t>
+            </w:r>
+            <w:r>
+              <w:t xml:space="preserve"> </w:t>
+            </w:r>
+            <w:r>
+              <w:t xml:space="preserve">with projections;</w:t>
             </w:r>
             <w:r>
               <w:t xml:space="preserve"> </w:t>
@@ -4661,22 +5224,10 @@
               <w:t xml:space="preserve">std::ranges::dangling</w:t>
             </w:r>
             <w:r>
-              <w:t xml:space="preserve">); why</w:t>
-            </w:r>
-            <w:r>
-              <w:t xml:space="preserve"> </w:t>
-            </w:r>
-            <w:r>
-              <w:rPr>
-                <w:rStyle w:val="VerbatimChar"/>
-              </w:rPr>
-              <w:t xml:space="preserve">const</w:t>
-            </w:r>
-            <w:r>
-              <w:t xml:space="preserve"> </w:t>
-            </w:r>
-            <w:r>
-              <w:t xml:space="preserve">views are tricky; cost model and when a plain loop is still right</w:t>
+              <w:t xml:space="preserve"> </w:t>
+            </w:r>
+            <w:r>
+              <w:t xml:space="preserve">met on purpose</w:t>
             </w:r>
           </w:p>
         </w:tc>
@@ -4690,49 +5241,40 @@
               <w:jc w:val="left"/>
             </w:pPr>
             <w:r>
-              <w:t xml:space="preserve">1:00</w:t>
-            </w:r>
-          </w:p>
-        </w:tc>
-        <w:tc>
-          <w:tcPr/>
-          <w:p>
-            <w:pPr>
-              <w:pStyle w:val="Compact"/>
-              <w:jc w:val="left"/>
-            </w:pPr>
-            <w:r>
-              <w:t xml:space="preserve">C++23: ranges become practical</w:t>
-            </w:r>
-          </w:p>
-        </w:tc>
-        <w:tc>
-          <w:tcPr/>
-          <w:p>
-            <w:pPr>
-              <w:pStyle w:val="Compact"/>
-              <w:jc w:val="left"/>
-            </w:pPr>
-            <w:r>
-              <w:rPr>
-                <w:rStyle w:val="VerbatimChar"/>
-              </w:rPr>
-              <w:t xml:space="preserve">std::ranges::to</w:t>
-            </w:r>
-            <w:r>
-              <w:t xml:space="preserve"> </w:t>
-            </w:r>
-            <w:r>
-              <w:t xml:space="preserve">(finally materializing a pipeline into a container);</w:t>
-            </w:r>
-            <w:r>
-              <w:t xml:space="preserve"> </w:t>
-            </w:r>
-            <w:r>
-              <w:rPr>
-                <w:rStyle w:val="VerbatimChar"/>
-              </w:rPr>
-              <w:t xml:space="preserve">views::zip</w:t>
+              <w:t xml:space="preserve">0:30</w:t>
+            </w:r>
+          </w:p>
+        </w:tc>
+        <w:tc>
+          <w:tcPr/>
+          <w:p>
+            <w:pPr>
+              <w:pStyle w:val="Compact"/>
+              <w:jc w:val="left"/>
+            </w:pPr>
+            <w:r>
+              <w:t xml:space="preserve">Views and pipelines</w:t>
+            </w:r>
+          </w:p>
+        </w:tc>
+        <w:tc>
+          <w:tcPr/>
+          <w:p>
+            <w:pPr>
+              <w:pStyle w:val="Compact"/>
+              <w:jc w:val="left"/>
+            </w:pPr>
+            <w:r>
+              <w:t xml:space="preserve">Lazy evaluation;</w:t>
+            </w:r>
+            <w:r>
+              <w:t xml:space="preserve"> </w:t>
+            </w:r>
+            <w:r>
+              <w:rPr>
+                <w:rStyle w:val="VerbatimChar"/>
+              </w:rPr>
+              <w:t xml:space="preserve">std::views::filter</w:t>
             </w:r>
             <w:r>
               <w:t xml:space="preserve">,</w:t>
@@ -4744,7 +5286,7 @@
               <w:rPr>
                 <w:rStyle w:val="VerbatimChar"/>
               </w:rPr>
-              <w:t xml:space="preserve">enumerate</w:t>
+              <w:t xml:space="preserve">transform</w:t>
             </w:r>
             <w:r>
               <w:t xml:space="preserve">,</w:t>
@@ -4756,7 +5298,7 @@
               <w:rPr>
                 <w:rStyle w:val="VerbatimChar"/>
               </w:rPr>
-              <w:t xml:space="preserve">chunk</w:t>
+              <w:t xml:space="preserve">take</w:t>
             </w:r>
             <w:r>
               <w:t xml:space="preserve">,</w:t>
@@ -4768,7 +5310,7 @@
               <w:rPr>
                 <w:rStyle w:val="VerbatimChar"/>
               </w:rPr>
-              <w:t xml:space="preserve">chunk_by</w:t>
+              <w:t xml:space="preserve">drop</w:t>
             </w:r>
             <w:r>
               <w:t xml:space="preserve">,</w:t>
@@ -4780,7 +5322,7 @@
               <w:rPr>
                 <w:rStyle w:val="VerbatimChar"/>
               </w:rPr>
-              <w:t xml:space="preserve">slide</w:t>
+              <w:t xml:space="preserve">reverse</w:t>
             </w:r>
             <w:r>
               <w:t xml:space="preserve">,</w:t>
@@ -4792,7 +5334,7 @@
               <w:rPr>
                 <w:rStyle w:val="VerbatimChar"/>
               </w:rPr>
-              <w:t xml:space="preserve">stride</w:t>
+              <w:t xml:space="preserve">iota</w:t>
             </w:r>
             <w:r>
               <w:t xml:space="preserve">,</w:t>
@@ -4804,7 +5346,7 @@
               <w:rPr>
                 <w:rStyle w:val="VerbatimChar"/>
               </w:rPr>
-              <w:t xml:space="preserve">adjacent</w:t>
+              <w:t xml:space="preserve">split</w:t>
             </w:r>
             <w:r>
               <w:t xml:space="preserve">,</w:t>
@@ -4816,7 +5358,7 @@
               <w:rPr>
                 <w:rStyle w:val="VerbatimChar"/>
               </w:rPr>
-              <w:t xml:space="preserve">join_with</w:t>
+              <w:t xml:space="preserve">join</w:t>
             </w:r>
             <w:r>
               <w:t xml:space="preserve">,</w:t>
@@ -4828,109 +5370,55 @@
               <w:rPr>
                 <w:rStyle w:val="VerbatimChar"/>
               </w:rPr>
-              <w:t xml:space="preserve">cartesian_product</w:t>
-            </w:r>
-            <w:r>
-              <w:t xml:space="preserve">,</w:t>
-            </w:r>
-            <w:r>
-              <w:t xml:space="preserve"> </w:t>
-            </w:r>
-            <w:r>
-              <w:rPr>
-                <w:rStyle w:val="VerbatimChar"/>
-              </w:rPr>
-              <w:t xml:space="preserve">repeat</w:t>
-            </w:r>
-            <w:r>
-              <w:t xml:space="preserve">,</w:t>
-            </w:r>
-            <w:r>
-              <w:t xml:space="preserve"> </w:t>
-            </w:r>
-            <w:r>
-              <w:rPr>
-                <w:rStyle w:val="VerbatimChar"/>
-              </w:rPr>
-              <w:t xml:space="preserve">as_rvalue</w:t>
-            </w:r>
-            <w:r>
-              <w:t xml:space="preserve">;</w:t>
-            </w:r>
-            <w:r>
-              <w:t xml:space="preserve"> </w:t>
-            </w:r>
-            <w:r>
-              <w:rPr>
-                <w:rStyle w:val="VerbatimChar"/>
-              </w:rPr>
-              <w:t xml:space="preserve">ranges::fold_left</w:t>
-            </w:r>
-            <w:r>
-              <w:t xml:space="preserve"> </w:t>
-            </w:r>
-            <w:r>
-              <w:t xml:space="preserve">and friends;</w:t>
-            </w:r>
-            <w:r>
-              <w:t xml:space="preserve"> </w:t>
-            </w:r>
-            <w:r>
-              <w:rPr>
-                <w:rStyle w:val="VerbatimChar"/>
-              </w:rPr>
-              <w:t xml:space="preserve">ranges::contains</w:t>
-            </w:r>
-            <w:r>
-              <w:t xml:space="preserve">,</w:t>
-            </w:r>
-            <w:r>
-              <w:t xml:space="preserve"> </w:t>
-            </w:r>
-            <w:r>
-              <w:rPr>
-                <w:rStyle w:val="VerbatimChar"/>
-              </w:rPr>
-              <w:t xml:space="preserve">starts_with</w:t>
-            </w:r>
-            <w:r>
-              <w:t xml:space="preserve">,</w:t>
-            </w:r>
-            <w:r>
-              <w:t xml:space="preserve"> </w:t>
-            </w:r>
-            <w:r>
-              <w:rPr>
-                <w:rStyle w:val="VerbatimChar"/>
-              </w:rPr>
-              <w:t xml:space="preserve">ends_with</w:t>
-            </w:r>
-            <w:r>
-              <w:t xml:space="preserve">,</w:t>
-            </w:r>
-            <w:r>
-              <w:t xml:space="preserve"> </w:t>
-            </w:r>
-            <w:r>
-              <w:rPr>
-                <w:rStyle w:val="VerbatimChar"/>
-              </w:rPr>
-              <w:t xml:space="preserve">find_last</w:t>
-            </w:r>
-            <w:r>
-              <w:t xml:space="preserve">; formatting ranges with</w:t>
-            </w:r>
-            <w:r>
-              <w:t xml:space="preserve"> </w:t>
-            </w:r>
-            <w:r>
-              <w:rPr>
-                <w:rStyle w:val="VerbatimChar"/>
-              </w:rPr>
-              <w:t xml:space="preserve">std::print</w:t>
-            </w:r>
-            <w:r>
-              <w:t xml:space="preserve">. Demo: the same data-processing task in C++11, C++20, and C++23</w:t>
+              <w:t xml:space="preserve">keys</w:t>
+            </w:r>
+            <w:r>
+              <w:t xml:space="preserve">/</w:t>
+            </w:r>
+            <w:r>
+              <w:rPr>
+                <w:rStyle w:val="VerbatimChar"/>
+              </w:rPr>
+              <w:t xml:space="preserve">values</w:t>
+            </w:r>
+            <w:r>
+              <w:t xml:space="preserve">; the pipe syntax; view semantics and lifetime (</w:t>
+            </w:r>
+            <w:r>
+              <w:rPr>
+                <w:rStyle w:val="VerbatimChar"/>
+              </w:rPr>
+              <w:t xml:space="preserve">borrowed_range</w:t>
+            </w:r>
+            <w:r>
+              <w:t xml:space="preserve">, the dangling iterator problem,</w:t>
+            </w:r>
+            <w:r>
+              <w:t xml:space="preserve"> </w:t>
+            </w:r>
+            <w:r>
+              <w:rPr>
+                <w:rStyle w:val="VerbatimChar"/>
+              </w:rPr>
+              <w:t xml:space="preserve">std::ranges::dangling</w:t>
+            </w:r>
+            <w:r>
+              <w:t xml:space="preserve">); why</w:t>
+            </w:r>
+            <w:r>
+              <w:t xml:space="preserve"> </w:t>
+            </w:r>
+            <w:r>
+              <w:rPr>
+                <w:rStyle w:val="VerbatimChar"/>
+              </w:rPr>
+              <w:t xml:space="preserve">const</w:t>
+            </w:r>
+            <w:r>
+              <w:t xml:space="preserve"> </w:t>
+            </w:r>
+            <w:r>
+              <w:t xml:space="preserve">views are tricky; cost model and when a plain loop is still right</w:t>
             </w:r>
           </w:p>
         </w:tc>
@@ -4944,76 +5432,89 @@
               <w:jc w:val="left"/>
             </w:pPr>
             <w:r>
-              <w:t xml:space="preserve">1:20</w:t>
-            </w:r>
-          </w:p>
-        </w:tc>
-        <w:tc>
-          <w:tcPr/>
-          <w:p>
-            <w:pPr>
-              <w:pStyle w:val="Compact"/>
-              <w:jc w:val="left"/>
-            </w:pPr>
-            <w:r>
-              <w:t xml:space="preserve">Parallel algorithms</w:t>
-            </w:r>
-          </w:p>
-        </w:tc>
-        <w:tc>
-          <w:tcPr/>
-          <w:p>
-            <w:pPr>
-              <w:pStyle w:val="Compact"/>
-              <w:jc w:val="left"/>
-            </w:pPr>
-            <w:r>
-              <w:t xml:space="preserve">C++17 execution policies (</w:t>
-            </w:r>
-            <w:r>
-              <w:rPr>
-                <w:rStyle w:val="VerbatimChar"/>
-              </w:rPr>
-              <w:t xml:space="preserve">seq</w:t>
-            </w:r>
-            <w:r>
-              <w:t xml:space="preserve">,</w:t>
-            </w:r>
-            <w:r>
-              <w:t xml:space="preserve"> </w:t>
-            </w:r>
-            <w:r>
-              <w:rPr>
-                <w:rStyle w:val="VerbatimChar"/>
-              </w:rPr>
-              <w:t xml:space="preserve">par</w:t>
-            </w:r>
-            <w:r>
-              <w:t xml:space="preserve">,</w:t>
-            </w:r>
-            <w:r>
-              <w:t xml:space="preserve"> </w:t>
-            </w:r>
-            <w:r>
-              <w:rPr>
-                <w:rStyle w:val="VerbatimChar"/>
-              </w:rPr>
-              <w:t xml:space="preserve">par_unseq</w:t>
-            </w:r>
-            <w:r>
-              <w:t xml:space="preserve">, C++20</w:t>
-            </w:r>
-            <w:r>
-              <w:t xml:space="preserve"> </w:t>
-            </w:r>
-            <w:r>
-              <w:rPr>
-                <w:rStyle w:val="VerbatimChar"/>
-              </w:rPr>
-              <w:t xml:space="preserve">unseq</w:t>
-            </w:r>
-            <w:r>
-              <w:t xml:space="preserve">); what actually parallelizes on GCC/libstdc++ and Clang/libc++ (TBB dependency); data-race responsibilities; when it is worth it</w:t>
+              <w:t xml:space="preserve">0:50</w:t>
+            </w:r>
+          </w:p>
+        </w:tc>
+        <w:tc>
+          <w:tcPr/>
+          <w:p>
+            <w:pPr>
+              <w:pStyle w:val="Compact"/>
+              <w:jc w:val="left"/>
+            </w:pPr>
+            <w:r>
+              <w:rPr>
+                <w:bCs/>
+                <w:b/>
+              </w:rPr>
+              <w:t xml:space="preserve">Lab</w:t>
+            </w:r>
+            <w:r>
+              <w:t xml:space="preserve"> </w:t>
+            </w:r>
+            <w:r>
+              <w:t xml:space="preserve">(10 min)</w:t>
+            </w:r>
+          </w:p>
+        </w:tc>
+        <w:tc>
+          <w:tcPr/>
+          <w:p>
+            <w:pPr>
+              <w:pStyle w:val="Compact"/>
+              <w:jc w:val="left"/>
+            </w:pPr>
+            <w:r>
+              <w:rPr>
+                <w:rStyle w:val="VerbatimChar"/>
+              </w:rPr>
+              <w:t xml:space="preserve">lab2_views.cpp</w:t>
+            </w:r>
+            <w:r>
+              <w:t xml:space="preserve">: a lazy</w:t>
+            </w:r>
+            <w:r>
+              <w:t xml:space="preserve"> </w:t>
+            </w:r>
+            <w:r>
+              <w:rPr>
+                <w:rStyle w:val="VerbatimChar"/>
+              </w:rPr>
+              <w:t xml:space="preserve">filter | transform | take</w:t>
+            </w:r>
+            <w:r>
+              <w:t xml:space="preserve"> </w:t>
+            </w:r>
+            <w:r>
+              <w:t xml:space="preserve">pipeline,</w:t>
+            </w:r>
+            <w:r>
+              <w:t xml:space="preserve"> </w:t>
+            </w:r>
+            <w:r>
+              <w:rPr>
+                <w:rStyle w:val="VerbatimChar"/>
+              </w:rPr>
+              <w:t xml:space="preserve">ranges::to</w:t>
+            </w:r>
+            <w:r>
+              <w:t xml:space="preserve">, the</w:t>
+            </w:r>
+            <w:r>
+              <w:t xml:space="preserve"> </w:t>
+            </w:r>
+            <w:r>
+              <w:rPr>
+                <w:rStyle w:val="VerbatimChar"/>
+              </w:rPr>
+              <w:t xml:space="preserve">const</w:t>
+            </w:r>
+            <w:r>
+              <w:t xml:space="preserve"> </w:t>
+            </w:r>
+            <w:r>
+              <w:t xml:space="preserve">view trap</w:t>
             </w:r>
           </w:p>
         </w:tc>
@@ -5027,40 +5528,49 @@
               <w:jc w:val="left"/>
             </w:pPr>
             <w:r>
-              <w:t xml:space="preserve">1:30</w:t>
-            </w:r>
-          </w:p>
-        </w:tc>
-        <w:tc>
-          <w:tcPr/>
-          <w:p>
-            <w:pPr>
-              <w:pStyle w:val="Compact"/>
-              <w:jc w:val="left"/>
-            </w:pPr>
-            <w:r>
-              <w:t xml:space="preserve">Algorithm additions worth knowing</w:t>
-            </w:r>
-          </w:p>
-        </w:tc>
-        <w:tc>
-          <w:tcPr/>
-          <w:p>
-            <w:pPr>
-              <w:pStyle w:val="Compact"/>
-              <w:jc w:val="left"/>
-            </w:pPr>
-            <w:r>
-              <w:t xml:space="preserve">C++17:</w:t>
-            </w:r>
-            <w:r>
-              <w:t xml:space="preserve"> </w:t>
-            </w:r>
-            <w:r>
-              <w:rPr>
-                <w:rStyle w:val="VerbatimChar"/>
-              </w:rPr>
-              <w:t xml:space="preserve">std::sample</w:t>
+              <w:t xml:space="preserve">1:00</w:t>
+            </w:r>
+          </w:p>
+        </w:tc>
+        <w:tc>
+          <w:tcPr/>
+          <w:p>
+            <w:pPr>
+              <w:pStyle w:val="Compact"/>
+              <w:jc w:val="left"/>
+            </w:pPr>
+            <w:r>
+              <w:t xml:space="preserve">C++23: ranges become practical</w:t>
+            </w:r>
+          </w:p>
+        </w:tc>
+        <w:tc>
+          <w:tcPr/>
+          <w:p>
+            <w:pPr>
+              <w:pStyle w:val="Compact"/>
+              <w:jc w:val="left"/>
+            </w:pPr>
+            <w:r>
+              <w:rPr>
+                <w:rStyle w:val="VerbatimChar"/>
+              </w:rPr>
+              <w:t xml:space="preserve">std::ranges::to</w:t>
+            </w:r>
+            <w:r>
+              <w:t xml:space="preserve"> </w:t>
+            </w:r>
+            <w:r>
+              <w:t xml:space="preserve">(finally materializing a pipeline into a container);</w:t>
+            </w:r>
+            <w:r>
+              <w:t xml:space="preserve"> </w:t>
+            </w:r>
+            <w:r>
+              <w:rPr>
+                <w:rStyle w:val="VerbatimChar"/>
+              </w:rPr>
+              <w:t xml:space="preserve">views::zip</w:t>
             </w:r>
             <w:r>
               <w:t xml:space="preserve">,</w:t>
@@ -5072,7 +5582,7 @@
               <w:rPr>
                 <w:rStyle w:val="VerbatimChar"/>
               </w:rPr>
-              <w:t xml:space="preserve">std::reduce</w:t>
+              <w:t xml:space="preserve">enumerate</w:t>
             </w:r>
             <w:r>
               <w:t xml:space="preserve">,</w:t>
@@ -5084,7 +5594,7 @@
               <w:rPr>
                 <w:rStyle w:val="VerbatimChar"/>
               </w:rPr>
-              <w:t xml:space="preserve">transform_reduce</w:t>
+              <w:t xml:space="preserve">chunk</w:t>
             </w:r>
             <w:r>
               <w:t xml:space="preserve">,</w:t>
@@ -5096,7 +5606,7 @@
               <w:rPr>
                 <w:rStyle w:val="VerbatimChar"/>
               </w:rPr>
-              <w:t xml:space="preserve">inclusive_scan</w:t>
+              <w:t xml:space="preserve">chunk_by</w:t>
             </w:r>
             <w:r>
               <w:t xml:space="preserve">,</w:t>
@@ -5108,7 +5618,7 @@
               <w:rPr>
                 <w:rStyle w:val="VerbatimChar"/>
               </w:rPr>
-              <w:t xml:space="preserve">for_each_n</w:t>
+              <w:t xml:space="preserve">slide</w:t>
             </w:r>
             <w:r>
               <w:t xml:space="preserve">,</w:t>
@@ -5120,31 +5630,7 @@
               <w:rPr>
                 <w:rStyle w:val="VerbatimChar"/>
               </w:rPr>
-              <w:t xml:space="preserve">search</w:t>
-            </w:r>
-            <w:r>
-              <w:t xml:space="preserve"> </w:t>
-            </w:r>
-            <w:r>
-              <w:t xml:space="preserve">with searchers. C++20:</w:t>
-            </w:r>
-            <w:r>
-              <w:t xml:space="preserve"> </w:t>
-            </w:r>
-            <w:r>
-              <w:rPr>
-                <w:rStyle w:val="VerbatimChar"/>
-              </w:rPr>
-              <w:t xml:space="preserve">std::shift_left</w:t>
-            </w:r>
-            <w:r>
-              <w:t xml:space="preserve">/</w:t>
-            </w:r>
-            <w:r>
-              <w:rPr>
-                <w:rStyle w:val="VerbatimChar"/>
-              </w:rPr>
-              <w:t xml:space="preserve">shift_right</w:t>
+              <w:t xml:space="preserve">stride</w:t>
             </w:r>
             <w:r>
               <w:t xml:space="preserve">,</w:t>
@@ -5156,7 +5642,7 @@
               <w:rPr>
                 <w:rStyle w:val="VerbatimChar"/>
               </w:rPr>
-              <w:t xml:space="preserve">std::lexicographical_compare_three_way</w:t>
+              <w:t xml:space="preserve">adjacent</w:t>
             </w:r>
             <w:r>
               <w:t xml:space="preserve">,</w:t>
@@ -5168,22 +5654,7 @@
               <w:rPr>
                 <w:rStyle w:val="VerbatimChar"/>
               </w:rPr>
-              <w:t xml:space="preserve">std::ranges::</w:t>
-            </w:r>
-            <w:r>
-              <w:t xml:space="preserve"> </w:t>
-            </w:r>
-            <w:r>
-              <w:t xml:space="preserve">versions of everything. C++23:</w:t>
-            </w:r>
-            <w:r>
-              <w:t xml:space="preserve"> </w:t>
-            </w:r>
-            <w:r>
-              <w:rPr>
-                <w:rStyle w:val="VerbatimChar"/>
-              </w:rPr>
-              <w:t xml:space="preserve">ranges::iota</w:t>
+              <w:t xml:space="preserve">join_with</w:t>
             </w:r>
             <w:r>
               <w:t xml:space="preserve">,</w:t>
@@ -5195,7 +5666,7 @@
               <w:rPr>
                 <w:rStyle w:val="VerbatimChar"/>
               </w:rPr>
-              <w:t xml:space="preserve">ranges::shift_left</w:t>
+              <w:t xml:space="preserve">cartesian_product</w:t>
             </w:r>
             <w:r>
               <w:t xml:space="preserve">,</w:t>
@@ -5207,7 +5678,97 @@
               <w:rPr>
                 <w:rStyle w:val="VerbatimChar"/>
               </w:rPr>
-              <w:t xml:space="preserve">std::ranges::fold_*</w:t>
+              <w:t xml:space="preserve">repeat</w:t>
+            </w:r>
+            <w:r>
+              <w:t xml:space="preserve">,</w:t>
+            </w:r>
+            <w:r>
+              <w:t xml:space="preserve"> </w:t>
+            </w:r>
+            <w:r>
+              <w:rPr>
+                <w:rStyle w:val="VerbatimChar"/>
+              </w:rPr>
+              <w:t xml:space="preserve">as_rvalue</w:t>
+            </w:r>
+            <w:r>
+              <w:t xml:space="preserve">;</w:t>
+            </w:r>
+            <w:r>
+              <w:t xml:space="preserve"> </w:t>
+            </w:r>
+            <w:r>
+              <w:rPr>
+                <w:rStyle w:val="VerbatimChar"/>
+              </w:rPr>
+              <w:t xml:space="preserve">ranges::fold_left</w:t>
+            </w:r>
+            <w:r>
+              <w:t xml:space="preserve"> </w:t>
+            </w:r>
+            <w:r>
+              <w:t xml:space="preserve">and friends;</w:t>
+            </w:r>
+            <w:r>
+              <w:t xml:space="preserve"> </w:t>
+            </w:r>
+            <w:r>
+              <w:rPr>
+                <w:rStyle w:val="VerbatimChar"/>
+              </w:rPr>
+              <w:t xml:space="preserve">ranges::contains</w:t>
+            </w:r>
+            <w:r>
+              <w:t xml:space="preserve">,</w:t>
+            </w:r>
+            <w:r>
+              <w:t xml:space="preserve"> </w:t>
+            </w:r>
+            <w:r>
+              <w:rPr>
+                <w:rStyle w:val="VerbatimChar"/>
+              </w:rPr>
+              <w:t xml:space="preserve">starts_with</w:t>
+            </w:r>
+            <w:r>
+              <w:t xml:space="preserve">,</w:t>
+            </w:r>
+            <w:r>
+              <w:t xml:space="preserve"> </w:t>
+            </w:r>
+            <w:r>
+              <w:rPr>
+                <w:rStyle w:val="VerbatimChar"/>
+              </w:rPr>
+              <w:t xml:space="preserve">ends_with</w:t>
+            </w:r>
+            <w:r>
+              <w:t xml:space="preserve">,</w:t>
+            </w:r>
+            <w:r>
+              <w:t xml:space="preserve"> </w:t>
+            </w:r>
+            <w:r>
+              <w:rPr>
+                <w:rStyle w:val="VerbatimChar"/>
+              </w:rPr>
+              <w:t xml:space="preserve">find_last</w:t>
+            </w:r>
+            <w:r>
+              <w:t xml:space="preserve">; formatting ranges with</w:t>
+            </w:r>
+            <w:r>
+              <w:t xml:space="preserve"> </w:t>
+            </w:r>
+            <w:r>
+              <w:rPr>
+                <w:rStyle w:val="VerbatimChar"/>
+              </w:rPr>
+              <w:t xml:space="preserve">std::print</w:t>
+            </w:r>
+            <w:r>
+              <w:t xml:space="preserve">. Demo: the same data-processing task in C++11, C++20, and C++23</w:t>
             </w:r>
           </w:p>
         </w:tc>
@@ -5221,31 +5782,76 @@
               <w:jc w:val="left"/>
             </w:pPr>
             <w:r>
-              <w:t xml:space="preserve">1:40</w:t>
-            </w:r>
-          </w:p>
-        </w:tc>
-        <w:tc>
-          <w:tcPr/>
-          <w:p>
-            <w:pPr>
-              <w:pStyle w:val="Compact"/>
-              <w:jc w:val="left"/>
-            </w:pPr>
-            <w:r>
-              <w:t xml:space="preserve">Guided exercise</w:t>
-            </w:r>
-          </w:p>
-        </w:tc>
-        <w:tc>
-          <w:tcPr/>
-          <w:p>
-            <w:pPr>
-              <w:pStyle w:val="Compact"/>
-              <w:jc w:val="left"/>
-            </w:pPr>
-            <w:r>
-              <w:t xml:space="preserve">Rewrite a nested-loop report generator (filter records, group by key, take the top N per group, print) as a ranges pipeline; measure and compare compiled output on Compiler Explorer</w:t>
+              <w:t xml:space="preserve">1:13</w:t>
+            </w:r>
+          </w:p>
+        </w:tc>
+        <w:tc>
+          <w:tcPr/>
+          <w:p>
+            <w:pPr>
+              <w:pStyle w:val="Compact"/>
+              <w:jc w:val="left"/>
+            </w:pPr>
+            <w:r>
+              <w:t xml:space="preserve">Parallel algorithms</w:t>
+            </w:r>
+          </w:p>
+        </w:tc>
+        <w:tc>
+          <w:tcPr/>
+          <w:p>
+            <w:pPr>
+              <w:pStyle w:val="Compact"/>
+              <w:jc w:val="left"/>
+            </w:pPr>
+            <w:r>
+              <w:t xml:space="preserve">C++17 execution policies (</w:t>
+            </w:r>
+            <w:r>
+              <w:rPr>
+                <w:rStyle w:val="VerbatimChar"/>
+              </w:rPr>
+              <w:t xml:space="preserve">seq</w:t>
+            </w:r>
+            <w:r>
+              <w:t xml:space="preserve">,</w:t>
+            </w:r>
+            <w:r>
+              <w:t xml:space="preserve"> </w:t>
+            </w:r>
+            <w:r>
+              <w:rPr>
+                <w:rStyle w:val="VerbatimChar"/>
+              </w:rPr>
+              <w:t xml:space="preserve">par</w:t>
+            </w:r>
+            <w:r>
+              <w:t xml:space="preserve">,</w:t>
+            </w:r>
+            <w:r>
+              <w:t xml:space="preserve"> </w:t>
+            </w:r>
+            <w:r>
+              <w:rPr>
+                <w:rStyle w:val="VerbatimChar"/>
+              </w:rPr>
+              <w:t xml:space="preserve">par_unseq</w:t>
+            </w:r>
+            <w:r>
+              <w:t xml:space="preserve">, C++20</w:t>
+            </w:r>
+            <w:r>
+              <w:t xml:space="preserve"> </w:t>
+            </w:r>
+            <w:r>
+              <w:rPr>
+                <w:rStyle w:val="VerbatimChar"/>
+              </w:rPr>
+              <w:t xml:space="preserve">unseq</w:t>
+            </w:r>
+            <w:r>
+              <w:t xml:space="preserve">); what actually parallelizes on GCC/libstdc++ and Clang/libc++ (TBB dependency); data-race responsibilities; when it is worth it</w:t>
             </w:r>
           </w:p>
         </w:tc>
@@ -5259,7 +5865,398 @@
               <w:jc w:val="left"/>
             </w:pPr>
             <w:r>
-              <w:t xml:space="preserve">1:55</w:t>
+              <w:t xml:space="preserve">1:20</w:t>
+            </w:r>
+          </w:p>
+        </w:tc>
+        <w:tc>
+          <w:tcPr/>
+          <w:p>
+            <w:pPr>
+              <w:pStyle w:val="Compact"/>
+              <w:jc w:val="left"/>
+            </w:pPr>
+            <w:r>
+              <w:rPr>
+                <w:bCs/>
+                <w:b/>
+              </w:rPr>
+              <w:t xml:space="preserve">Lab</w:t>
+            </w:r>
+            <w:r>
+              <w:t xml:space="preserve"> </w:t>
+            </w:r>
+            <w:r>
+              <w:t xml:space="preserve">(10 min)</w:t>
+            </w:r>
+          </w:p>
+        </w:tc>
+        <w:tc>
+          <w:tcPr/>
+          <w:p>
+            <w:pPr>
+              <w:pStyle w:val="Compact"/>
+              <w:jc w:val="left"/>
+            </w:pPr>
+            <w:r>
+              <w:rPr>
+                <w:rStyle w:val="VerbatimChar"/>
+              </w:rPr>
+              <w:t xml:space="preserve">lab3_cpp23_ranges.cpp</w:t>
+            </w:r>
+            <w:r>
+              <w:t xml:space="preserve">:</w:t>
+            </w:r>
+            <w:r>
+              <w:t xml:space="preserve"> </w:t>
+            </w:r>
+            <w:r>
+              <w:rPr>
+                <w:rStyle w:val="VerbatimChar"/>
+              </w:rPr>
+              <w:t xml:space="preserve">chunk_by</w:t>
+            </w:r>
+            <w:r>
+              <w:t xml:space="preserve"> </w:t>
+            </w:r>
+            <w:r>
+              <w:t xml:space="preserve">as group-by,</w:t>
+            </w:r>
+            <w:r>
+              <w:t xml:space="preserve"> </w:t>
+            </w:r>
+            <w:r>
+              <w:rPr>
+                <w:rStyle w:val="VerbatimChar"/>
+              </w:rPr>
+              <w:t xml:space="preserve">fold_left</w:t>
+            </w:r>
+            <w:r>
+              <w:t xml:space="preserve">,</w:t>
+            </w:r>
+            <w:r>
+              <w:t xml:space="preserve"> </w:t>
+            </w:r>
+            <w:r>
+              <w:rPr>
+                <w:rStyle w:val="VerbatimChar"/>
+              </w:rPr>
+              <w:t xml:space="preserve">enumerate</w:t>
+            </w:r>
+          </w:p>
+        </w:tc>
+      </w:tr>
+      <w:tr>
+        <w:tc>
+          <w:tcPr/>
+          <w:p>
+            <w:pPr>
+              <w:pStyle w:val="Compact"/>
+              <w:jc w:val="left"/>
+            </w:pPr>
+            <w:r>
+              <w:t xml:space="preserve">1:30</w:t>
+            </w:r>
+          </w:p>
+        </w:tc>
+        <w:tc>
+          <w:tcPr/>
+          <w:p>
+            <w:pPr>
+              <w:pStyle w:val="Compact"/>
+              <w:jc w:val="left"/>
+            </w:pPr>
+            <w:r>
+              <w:t xml:space="preserve">Algorithm additions worth knowing</w:t>
+            </w:r>
+          </w:p>
+        </w:tc>
+        <w:tc>
+          <w:tcPr/>
+          <w:p>
+            <w:pPr>
+              <w:pStyle w:val="Compact"/>
+              <w:jc w:val="left"/>
+            </w:pPr>
+            <w:r>
+              <w:t xml:space="preserve">C++17:</w:t>
+            </w:r>
+            <w:r>
+              <w:t xml:space="preserve"> </w:t>
+            </w:r>
+            <w:r>
+              <w:rPr>
+                <w:rStyle w:val="VerbatimChar"/>
+              </w:rPr>
+              <w:t xml:space="preserve">std::sample</w:t>
+            </w:r>
+            <w:r>
+              <w:t xml:space="preserve">,</w:t>
+            </w:r>
+            <w:r>
+              <w:t xml:space="preserve"> </w:t>
+            </w:r>
+            <w:r>
+              <w:rPr>
+                <w:rStyle w:val="VerbatimChar"/>
+              </w:rPr>
+              <w:t xml:space="preserve">std::reduce</w:t>
+            </w:r>
+            <w:r>
+              <w:t xml:space="preserve">,</w:t>
+            </w:r>
+            <w:r>
+              <w:t xml:space="preserve"> </w:t>
+            </w:r>
+            <w:r>
+              <w:rPr>
+                <w:rStyle w:val="VerbatimChar"/>
+              </w:rPr>
+              <w:t xml:space="preserve">transform_reduce</w:t>
+            </w:r>
+            <w:r>
+              <w:t xml:space="preserve">,</w:t>
+            </w:r>
+            <w:r>
+              <w:t xml:space="preserve"> </w:t>
+            </w:r>
+            <w:r>
+              <w:rPr>
+                <w:rStyle w:val="VerbatimChar"/>
+              </w:rPr>
+              <w:t xml:space="preserve">inclusive_scan</w:t>
+            </w:r>
+            <w:r>
+              <w:t xml:space="preserve">,</w:t>
+            </w:r>
+            <w:r>
+              <w:t xml:space="preserve"> </w:t>
+            </w:r>
+            <w:r>
+              <w:rPr>
+                <w:rStyle w:val="VerbatimChar"/>
+              </w:rPr>
+              <w:t xml:space="preserve">for_each_n</w:t>
+            </w:r>
+            <w:r>
+              <w:t xml:space="preserve">,</w:t>
+            </w:r>
+            <w:r>
+              <w:t xml:space="preserve"> </w:t>
+            </w:r>
+            <w:r>
+              <w:rPr>
+                <w:rStyle w:val="VerbatimChar"/>
+              </w:rPr>
+              <w:t xml:space="preserve">search</w:t>
+            </w:r>
+            <w:r>
+              <w:t xml:space="preserve"> </w:t>
+            </w:r>
+            <w:r>
+              <w:t xml:space="preserve">with searchers. C++20:</w:t>
+            </w:r>
+            <w:r>
+              <w:t xml:space="preserve"> </w:t>
+            </w:r>
+            <w:r>
+              <w:rPr>
+                <w:rStyle w:val="VerbatimChar"/>
+              </w:rPr>
+              <w:t xml:space="preserve">std::shift_left</w:t>
+            </w:r>
+            <w:r>
+              <w:t xml:space="preserve">/</w:t>
+            </w:r>
+            <w:r>
+              <w:rPr>
+                <w:rStyle w:val="VerbatimChar"/>
+              </w:rPr>
+              <w:t xml:space="preserve">shift_right</w:t>
+            </w:r>
+            <w:r>
+              <w:t xml:space="preserve">,</w:t>
+            </w:r>
+            <w:r>
+              <w:t xml:space="preserve"> </w:t>
+            </w:r>
+            <w:r>
+              <w:rPr>
+                <w:rStyle w:val="VerbatimChar"/>
+              </w:rPr>
+              <w:t xml:space="preserve">std::lexicographical_compare_three_way</w:t>
+            </w:r>
+            <w:r>
+              <w:t xml:space="preserve">,</w:t>
+            </w:r>
+            <w:r>
+              <w:t xml:space="preserve"> </w:t>
+            </w:r>
+            <w:r>
+              <w:rPr>
+                <w:rStyle w:val="VerbatimChar"/>
+              </w:rPr>
+              <w:t xml:space="preserve">std::ranges::</w:t>
+            </w:r>
+            <w:r>
+              <w:t xml:space="preserve"> </w:t>
+            </w:r>
+            <w:r>
+              <w:t xml:space="preserve">versions of everything. C++23:</w:t>
+            </w:r>
+            <w:r>
+              <w:t xml:space="preserve"> </w:t>
+            </w:r>
+            <w:r>
+              <w:rPr>
+                <w:rStyle w:val="VerbatimChar"/>
+              </w:rPr>
+              <w:t xml:space="preserve">ranges::iota</w:t>
+            </w:r>
+            <w:r>
+              <w:t xml:space="preserve">,</w:t>
+            </w:r>
+            <w:r>
+              <w:t xml:space="preserve"> </w:t>
+            </w:r>
+            <w:r>
+              <w:rPr>
+                <w:rStyle w:val="VerbatimChar"/>
+              </w:rPr>
+              <w:t xml:space="preserve">ranges::shift_left</w:t>
+            </w:r>
+            <w:r>
+              <w:t xml:space="preserve">,</w:t>
+            </w:r>
+            <w:r>
+              <w:t xml:space="preserve"> </w:t>
+            </w:r>
+            <w:r>
+              <w:rPr>
+                <w:rStyle w:val="VerbatimChar"/>
+              </w:rPr>
+              <w:t xml:space="preserve">std::ranges::fold_*</w:t>
+            </w:r>
+          </w:p>
+        </w:tc>
+      </w:tr>
+      <w:tr>
+        <w:tc>
+          <w:tcPr/>
+          <w:p>
+            <w:pPr>
+              <w:pStyle w:val="Compact"/>
+              <w:jc w:val="left"/>
+            </w:pPr>
+            <w:r>
+              <w:t xml:space="preserve">1:37</w:t>
+            </w:r>
+          </w:p>
+        </w:tc>
+        <w:tc>
+          <w:tcPr/>
+          <w:p>
+            <w:pPr>
+              <w:pStyle w:val="Compact"/>
+              <w:jc w:val="left"/>
+            </w:pPr>
+            <w:r>
+              <w:t xml:space="preserve">Guidance, and the same task three ways</w:t>
+            </w:r>
+          </w:p>
+        </w:tc>
+        <w:tc>
+          <w:tcPr/>
+          <w:p>
+            <w:pPr>
+              <w:pStyle w:val="Compact"/>
+              <w:jc w:val="left"/>
+            </w:pPr>
+            <w:r>
+              <w:t xml:space="preserve">Ranges in production code; one task in C++11, C++17 and C++20/23</w:t>
+            </w:r>
+          </w:p>
+        </w:tc>
+      </w:tr>
+      <w:tr>
+        <w:tc>
+          <w:tcPr/>
+          <w:p>
+            <w:pPr>
+              <w:pStyle w:val="Compact"/>
+              <w:jc w:val="left"/>
+            </w:pPr>
+            <w:r>
+              <w:t xml:space="preserve">1:42</w:t>
+            </w:r>
+          </w:p>
+        </w:tc>
+        <w:tc>
+          <w:tcPr/>
+          <w:p>
+            <w:pPr>
+              <w:pStyle w:val="Compact"/>
+              <w:jc w:val="left"/>
+            </w:pPr>
+            <w:r>
+              <w:rPr>
+                <w:bCs/>
+                <w:b/>
+              </w:rPr>
+              <w:t xml:space="preserve">Lab</w:t>
+            </w:r>
+            <w:r>
+              <w:t xml:space="preserve"> </w:t>
+            </w:r>
+            <w:r>
+              <w:t xml:space="preserve">(10 min)</w:t>
+            </w:r>
+          </w:p>
+        </w:tc>
+        <w:tc>
+          <w:tcPr/>
+          <w:p>
+            <w:pPr>
+              <w:pStyle w:val="Compact"/>
+              <w:jc w:val="left"/>
+            </w:pPr>
+            <w:r>
+              <w:rPr>
+                <w:rStyle w:val="VerbatimChar"/>
+              </w:rPr>
+              <w:t xml:space="preserve">lab4_three_ways.cpp</w:t>
+            </w:r>
+            <w:r>
+              <w:t xml:space="preserve">: attendees write the C++17 and the ranges version themselves;</w:t>
+            </w:r>
+            <w:r>
+              <w:t xml:space="preserve"> </w:t>
+            </w:r>
+            <w:r>
+              <w:rPr>
+                <w:rStyle w:val="VerbatimChar"/>
+              </w:rPr>
+              <w:t xml:space="preserve">main</w:t>
+            </w:r>
+            <w:r>
+              <w:t xml:space="preserve"> </w:t>
+            </w:r>
+            <w:r>
+              <w:t xml:space="preserve">checks all three agree</w:t>
+            </w:r>
+          </w:p>
+        </w:tc>
+      </w:tr>
+      <w:tr>
+        <w:tc>
+          <w:tcPr/>
+          <w:p>
+            <w:pPr>
+              <w:pStyle w:val="Compact"/>
+              <w:jc w:val="left"/>
+            </w:pPr>
+            <w:r>
+              <w:t xml:space="preserve">1:52</w:t>
             </w:r>
           </w:p>
         </w:tc>
@@ -5283,7 +6280,7 @@
               <w:jc w:val="left"/>
             </w:pPr>
             <w:r>
-              <w:t xml:space="preserve">Guidance on ranges in production code: adopt constrained algorithms and projections immediately, adopt views incrementally, and know the dangling rules</w:t>
+              <w:t xml:space="preserve">The telemetry exercise (hand-written loops to constrained algorithms and views, report byte-identical) launched as at-home work</w:t>
             </w:r>
           </w:p>
         </w:tc>
@@ -5470,7 +6467,7 @@
               <w:jc w:val="left"/>
             </w:pPr>
             <w:r>
-              <w:t xml:space="preserve">0:10</w:t>
+              <w:t xml:space="preserve">0:05</w:t>
             </w:r>
           </w:p>
         </w:tc>
@@ -5706,94 +6703,122 @@
               <w:jc w:val="left"/>
             </w:pPr>
             <w:r>
-              <w:t xml:space="preserve">0:40</w:t>
-            </w:r>
-          </w:p>
-        </w:tc>
-        <w:tc>
-          <w:tcPr/>
-          <w:p>
-            <w:pPr>
-              <w:pStyle w:val="Compact"/>
-              <w:jc w:val="left"/>
-            </w:pPr>
-            <w:r>
-              <w:t xml:space="preserve">Coroutines</w:t>
-            </w:r>
-          </w:p>
-        </w:tc>
-        <w:tc>
-          <w:tcPr/>
-          <w:p>
-            <w:pPr>
-              <w:pStyle w:val="Compact"/>
-              <w:jc w:val="left"/>
-            </w:pPr>
-            <w:r>
-              <w:t xml:space="preserve">The C++20 language feature vs. the (absent in C++20) library:</w:t>
-            </w:r>
-            <w:r>
-              <w:t xml:space="preserve"> </w:t>
-            </w:r>
-            <w:r>
-              <w:rPr>
-                <w:rStyle w:val="VerbatimChar"/>
-              </w:rPr>
-              <w:t xml:space="preserve">co_await</w:t>
-            </w:r>
-            <w:r>
-              <w:t xml:space="preserve">,</w:t>
-            </w:r>
-            <w:r>
-              <w:t xml:space="preserve"> </w:t>
-            </w:r>
-            <w:r>
-              <w:rPr>
-                <w:rStyle w:val="VerbatimChar"/>
-              </w:rPr>
-              <w:t xml:space="preserve">co_yield</w:t>
-            </w:r>
-            <w:r>
-              <w:t xml:space="preserve">,</w:t>
-            </w:r>
-            <w:r>
-              <w:t xml:space="preserve"> </w:t>
-            </w:r>
-            <w:r>
-              <w:rPr>
-                <w:rStyle w:val="VerbatimChar"/>
-              </w:rPr>
-              <w:t xml:space="preserve">co_return</w:t>
-            </w:r>
-            <w:r>
-              <w:t xml:space="preserve">; promise types and awaiters at a high level; why you should not hand-write a coroutine type in production;</w:t>
-            </w:r>
-            <w:r>
-              <w:t xml:space="preserve"> </w:t>
-            </w:r>
-            <w:r>
-              <w:rPr>
-                <w:rStyle w:val="VerbatimChar"/>
-              </w:rPr>
-              <w:t xml:space="preserve">std::generator</w:t>
-            </w:r>
-            <w:r>
-              <w:t xml:space="preserve"> </w:t>
-            </w:r>
-            <w:r>
-              <w:t xml:space="preserve">(C++23) as the first standard coroutine type; where coroutines pay off (async I/O, state machines, lazy sequences) and where they do not (hot loops, hard real-time). Demo: a</w:t>
-            </w:r>
-            <w:r>
-              <w:t xml:space="preserve"> </w:t>
-            </w:r>
-            <w:r>
-              <w:rPr>
-                <w:rStyle w:val="VerbatimChar"/>
-              </w:rPr>
-              <w:t xml:space="preserve">std::generator</w:t>
-            </w:r>
-            <w:r>
-              <w:t xml:space="preserve">-based lazy parser</w:t>
+              <w:t xml:space="preserve">0:20</w:t>
+            </w:r>
+          </w:p>
+        </w:tc>
+        <w:tc>
+          <w:tcPr/>
+          <w:p>
+            <w:pPr>
+              <w:pStyle w:val="Compact"/>
+              <w:jc w:val="left"/>
+            </w:pPr>
+            <w:r>
+              <w:rPr>
+                <w:bCs/>
+                <w:b/>
+              </w:rPr>
+              <w:t xml:space="preserve">Lab</w:t>
+            </w:r>
+            <w:r>
+              <w:t xml:space="preserve"> </w:t>
+            </w:r>
+            <w:r>
+              <w:t xml:space="preserve">(10 min)</w:t>
+            </w:r>
+          </w:p>
+        </w:tc>
+        <w:tc>
+          <w:tcPr/>
+          <w:p>
+            <w:pPr>
+              <w:pStyle w:val="Compact"/>
+              <w:jc w:val="left"/>
+            </w:pPr>
+            <w:r>
+              <w:rPr>
+                <w:rStyle w:val="VerbatimChar"/>
+              </w:rPr>
+              <w:t xml:space="preserve">labs/s05/lab1_jthread_stop_token.cpp</w:t>
+            </w:r>
+            <w:r>
+              <w:t xml:space="preserve">:</w:t>
+            </w:r>
+            <w:r>
+              <w:t xml:space="preserve"> </w:t>
+            </w:r>
+            <w:r>
+              <w:rPr>
+                <w:rStyle w:val="VerbatimChar"/>
+              </w:rPr>
+              <w:t xml:space="preserve">thread</w:t>
+            </w:r>
+            <w:r>
+              <w:t xml:space="preserve"> </w:t>
+            </w:r>
+            <w:r>
+              <w:t xml:space="preserve">+ flag to</w:t>
+            </w:r>
+            <w:r>
+              <w:t xml:space="preserve"> </w:t>
+            </w:r>
+            <w:r>
+              <w:rPr>
+                <w:rStyle w:val="VerbatimChar"/>
+              </w:rPr>
+              <w:t xml:space="preserve">jthread</w:t>
+            </w:r>
+            <w:r>
+              <w:t xml:space="preserve"> </w:t>
+            </w:r>
+            <w:r>
+              <w:t xml:space="preserve">+</w:t>
+            </w:r>
+            <w:r>
+              <w:t xml:space="preserve"> </w:t>
+            </w:r>
+            <w:r>
+              <w:rPr>
+                <w:rStyle w:val="VerbatimChar"/>
+              </w:rPr>
+              <w:t xml:space="preserve">stop_token</w:t>
+            </w:r>
+            <w:r>
+              <w:t xml:space="preserve">, two</w:t>
+            </w:r>
+            <w:r>
+              <w:t xml:space="preserve"> </w:t>
+            </w:r>
+            <w:r>
+              <w:rPr>
+                <w:rStyle w:val="VerbatimChar"/>
+              </w:rPr>
+              <w:t xml:space="preserve">lock_guard</w:t>
+            </w:r>
+            <w:r>
+              <w:t xml:space="preserve">s to</w:t>
+            </w:r>
+            <w:r>
+              <w:t xml:space="preserve"> </w:t>
+            </w:r>
+            <w:r>
+              <w:rPr>
+                <w:rStyle w:val="VerbatimChar"/>
+              </w:rPr>
+              <w:t xml:space="preserve">scoped_lock</w:t>
+            </w:r>
+            <w:r>
+              <w:t xml:space="preserve">, a spin-wait to</w:t>
+            </w:r>
+            <w:r>
+              <w:t xml:space="preserve"> </w:t>
+            </w:r>
+            <w:r>
+              <w:rPr>
+                <w:rStyle w:val="VerbatimChar"/>
+              </w:rPr>
+              <w:t xml:space="preserve">binary_semaphore</w:t>
             </w:r>
           </w:p>
         </w:tc>
@@ -5807,40 +6832,40 @@
               <w:jc w:val="left"/>
             </w:pPr>
             <w:r>
-              <w:t xml:space="preserve">1:05</w:t>
-            </w:r>
-          </w:p>
-        </w:tc>
-        <w:tc>
-          <w:tcPr/>
-          <w:p>
-            <w:pPr>
-              <w:pStyle w:val="Compact"/>
-              <w:jc w:val="left"/>
-            </w:pPr>
-            <w:r>
-              <w:t xml:space="preserve">Modules</w:t>
-            </w:r>
-          </w:p>
-        </w:tc>
-        <w:tc>
-          <w:tcPr/>
-          <w:p>
-            <w:pPr>
-              <w:pStyle w:val="Compact"/>
-              <w:jc w:val="left"/>
-            </w:pPr>
-            <w:r>
-              <w:t xml:space="preserve">What modules fix (header parsing cost, macro leakage, ODR fragility) and what they do not.</w:t>
-            </w:r>
-            <w:r>
-              <w:t xml:space="preserve"> </w:t>
-            </w:r>
-            <w:r>
-              <w:rPr>
-                <w:rStyle w:val="VerbatimChar"/>
-              </w:rPr>
-              <w:t xml:space="preserve">export module</w:t>
+              <w:t xml:space="preserve">0:30</w:t>
+            </w:r>
+          </w:p>
+        </w:tc>
+        <w:tc>
+          <w:tcPr/>
+          <w:p>
+            <w:pPr>
+              <w:pStyle w:val="Compact"/>
+              <w:jc w:val="left"/>
+            </w:pPr>
+            <w:r>
+              <w:t xml:space="preserve">Coroutines</w:t>
+            </w:r>
+          </w:p>
+        </w:tc>
+        <w:tc>
+          <w:tcPr/>
+          <w:p>
+            <w:pPr>
+              <w:pStyle w:val="Compact"/>
+              <w:jc w:val="left"/>
+            </w:pPr>
+            <w:r>
+              <w:t xml:space="preserve">The C++20 language feature vs. the (absent in C++20) library:</w:t>
+            </w:r>
+            <w:r>
+              <w:t xml:space="preserve"> </w:t>
+            </w:r>
+            <w:r>
+              <w:rPr>
+                <w:rStyle w:val="VerbatimChar"/>
+              </w:rPr>
+              <w:t xml:space="preserve">co_await</w:t>
             </w:r>
             <w:r>
               <w:t xml:space="preserve">,</w:t>
@@ -5852,25 +6877,49 @@
               <w:rPr>
                 <w:rStyle w:val="VerbatimChar"/>
               </w:rPr>
-              <w:t xml:space="preserve">import</w:t>
-            </w:r>
-            <w:r>
-              <w:t xml:space="preserve">, module partitions, header units.</w:t>
-            </w:r>
-            <w:r>
-              <w:t xml:space="preserve"> </w:t>
-            </w:r>
-            <w:r>
-              <w:rPr>
-                <w:rStyle w:val="VerbatimChar"/>
-              </w:rPr>
-              <w:t xml:space="preserve">import std;</w:t>
-            </w:r>
-            <w:r>
-              <w:t xml:space="preserve"> </w:t>
-            </w:r>
-            <w:r>
-              <w:t xml:space="preserve">(C++23). The honest current state of build system and compiler support (CMake 3.28+, GCC, Clang, MSVC) and a recommended adoption posture</w:t>
+              <w:t xml:space="preserve">co_yield</w:t>
+            </w:r>
+            <w:r>
+              <w:t xml:space="preserve">,</w:t>
+            </w:r>
+            <w:r>
+              <w:t xml:space="preserve"> </w:t>
+            </w:r>
+            <w:r>
+              <w:rPr>
+                <w:rStyle w:val="VerbatimChar"/>
+              </w:rPr>
+              <w:t xml:space="preserve">co_return</w:t>
+            </w:r>
+            <w:r>
+              <w:t xml:space="preserve">; promise types and awaiters at a high level; why you should not hand-write a coroutine type in production;</w:t>
+            </w:r>
+            <w:r>
+              <w:t xml:space="preserve"> </w:t>
+            </w:r>
+            <w:r>
+              <w:rPr>
+                <w:rStyle w:val="VerbatimChar"/>
+              </w:rPr>
+              <w:t xml:space="preserve">std::generator</w:t>
+            </w:r>
+            <w:r>
+              <w:t xml:space="preserve"> </w:t>
+            </w:r>
+            <w:r>
+              <w:t xml:space="preserve">(C++23) as the first standard coroutine type; where coroutines pay off (async I/O, state machines, lazy sequences) and where they do not (hot loops, hard real-time). Demo: a</w:t>
+            </w:r>
+            <w:r>
+              <w:t xml:space="preserve"> </w:t>
+            </w:r>
+            <w:r>
+              <w:rPr>
+                <w:rStyle w:val="VerbatimChar"/>
+              </w:rPr>
+              <w:t xml:space="preserve">std::generator</w:t>
+            </w:r>
+            <w:r>
+              <w:t xml:space="preserve">-based lazy parser</w:t>
             </w:r>
           </w:p>
         </w:tc>
@@ -5884,175 +6933,59 @@
               <w:jc w:val="left"/>
             </w:pPr>
             <w:r>
-              <w:t xml:space="preserve">1:25</w:t>
-            </w:r>
-          </w:p>
-        </w:tc>
-        <w:tc>
-          <w:tcPr/>
-          <w:p>
-            <w:pPr>
-              <w:pStyle w:val="Compact"/>
-              <w:jc w:val="left"/>
-            </w:pPr>
-            <w:r>
-              <w:t xml:space="preserve">Deprecations and removals to audit for</w:t>
-            </w:r>
-          </w:p>
-        </w:tc>
-        <w:tc>
-          <w:tcPr/>
-          <w:p>
-            <w:pPr>
-              <w:pStyle w:val="Compact"/>
-              <w:jc w:val="left"/>
-            </w:pPr>
-            <w:r>
-              <w:t xml:space="preserve">Cumulative list across C++14/17/20/23:</w:t>
-            </w:r>
-            <w:r>
-              <w:t xml:space="preserve"> </w:t>
-            </w:r>
-            <w:r>
-              <w:rPr>
-                <w:rStyle w:val="VerbatimChar"/>
-              </w:rPr>
-              <w:t xml:space="preserve">auto_ptr</w:t>
-            </w:r>
-            <w:r>
-              <w:t xml:space="preserve">,</w:t>
-            </w:r>
-            <w:r>
-              <w:t xml:space="preserve"> </w:t>
-            </w:r>
-            <w:r>
-              <w:rPr>
-                <w:rStyle w:val="VerbatimChar"/>
-              </w:rPr>
-              <w:t xml:space="preserve">random_shuffle</w:t>
-            </w:r>
-            <w:r>
-              <w:t xml:space="preserve">,</w:t>
-            </w:r>
-            <w:r>
-              <w:t xml:space="preserve"> </w:t>
-            </w:r>
-            <w:r>
-              <w:rPr>
-                <w:rStyle w:val="VerbatimChar"/>
-              </w:rPr>
-              <w:t xml:space="preserve">std::iterator</w:t>
-            </w:r>
-            <w:r>
-              <w:t xml:space="preserve">,</w:t>
-            </w:r>
-            <w:r>
-              <w:t xml:space="preserve"> </w:t>
-            </w:r>
-            <w:r>
-              <w:rPr>
-                <w:rStyle w:val="VerbatimChar"/>
-              </w:rPr>
-              <w:t xml:space="preserve">throw()</w:t>
-            </w:r>
-            <w:r>
-              <w:t xml:space="preserve">,</w:t>
-            </w:r>
-            <w:r>
-              <w:t xml:space="preserve"> </w:t>
-            </w:r>
-            <w:r>
-              <w:rPr>
-                <w:rStyle w:val="VerbatimChar"/>
-              </w:rPr>
-              <w:t xml:space="preserve">bind1st</w:t>
-            </w:r>
-            <w:r>
-              <w:t xml:space="preserve">/</w:t>
-            </w:r>
-            <w:r>
-              <w:rPr>
-                <w:rStyle w:val="VerbatimChar"/>
-              </w:rPr>
-              <w:t xml:space="preserve">bind2nd</w:t>
-            </w:r>
-            <w:r>
-              <w:t xml:space="preserve">,</w:t>
-            </w:r>
-            <w:r>
-              <w:t xml:space="preserve"> </w:t>
-            </w:r>
-            <w:r>
-              <w:rPr>
-                <w:rStyle w:val="VerbatimChar"/>
-              </w:rPr>
-              <w:t xml:space="preserve">std::result_of</w:t>
-            </w:r>
-            <w:r>
-              <w:t xml:space="preserve">,</w:t>
-            </w:r>
-            <w:r>
-              <w:t xml:space="preserve"> </w:t>
-            </w:r>
-            <w:r>
-              <w:rPr>
-                <w:rStyle w:val="VerbatimChar"/>
-              </w:rPr>
-              <w:t xml:space="preserve">strstream</w:t>
-            </w:r>
-            <w:r>
-              <w:t xml:space="preserve">,</w:t>
-            </w:r>
-            <w:r>
-              <w:t xml:space="preserve"> </w:t>
-            </w:r>
-            <w:r>
-              <w:rPr>
-                <w:rStyle w:val="VerbatimChar"/>
-              </w:rPr>
-              <w:t xml:space="preserve">codecvt</w:t>
-            </w:r>
-            <w:r>
-              <w:t xml:space="preserve">, volatile compound operations (C++20, partially restored in C++23),</w:t>
-            </w:r>
-            <w:r>
-              <w:t xml:space="preserve"> </w:t>
-            </w:r>
-            <w:r>
-              <w:rPr>
-                <w:rStyle w:val="VerbatimChar"/>
-              </w:rPr>
-              <w:t xml:space="preserve">std::aligned_storage</w:t>
-            </w:r>
-            <w:r>
-              <w:t xml:space="preserve">/</w:t>
-            </w:r>
-            <w:r>
-              <w:rPr>
-                <w:rStyle w:val="VerbatimChar"/>
-              </w:rPr>
-              <w:t xml:space="preserve">aligned_union</w:t>
-            </w:r>
-            <w:r>
-              <w:t xml:space="preserve"> </w:t>
-            </w:r>
-            <w:r>
-              <w:t xml:space="preserve">(C++23), garbage-collection API (C++23). How to find them with</w:t>
-            </w:r>
-            <w:r>
-              <w:t xml:space="preserve"> </w:t>
-            </w:r>
-            <w:r>
-              <w:rPr>
-                <w:rStyle w:val="VerbatimChar"/>
-              </w:rPr>
-              <w:t xml:space="preserve">-Wdeprecated-declarations</w:t>
-            </w:r>
-            <w:r>
-              <w:t xml:space="preserve"> </w:t>
-            </w:r>
-            <w:r>
-              <w:t xml:space="preserve">(on by default) and clang-tidy</w:t>
+              <w:t xml:space="preserve">0:50</w:t>
+            </w:r>
+          </w:p>
+        </w:tc>
+        <w:tc>
+          <w:tcPr/>
+          <w:p>
+            <w:pPr>
+              <w:pStyle w:val="Compact"/>
+              <w:jc w:val="left"/>
+            </w:pPr>
+            <w:r>
+              <w:rPr>
+                <w:bCs/>
+                <w:b/>
+              </w:rPr>
+              <w:t xml:space="preserve">Lab</w:t>
+            </w:r>
+            <w:r>
+              <w:t xml:space="preserve"> </w:t>
+            </w:r>
+            <w:r>
+              <w:t xml:space="preserve">(10 min)</w:t>
+            </w:r>
+          </w:p>
+        </w:tc>
+        <w:tc>
+          <w:tcPr/>
+          <w:p>
+            <w:pPr>
+              <w:pStyle w:val="Compact"/>
+              <w:jc w:val="left"/>
+            </w:pPr>
+            <w:r>
+              <w:rPr>
+                <w:rStyle w:val="VerbatimChar"/>
+              </w:rPr>
+              <w:t xml:space="preserve">lab2_generator.cpp</w:t>
+            </w:r>
+            <w:r>
+              <w:t xml:space="preserve">: an eager vector to</w:t>
+            </w:r>
+            <w:r>
+              <w:t xml:space="preserve"> </w:t>
+            </w:r>
+            <w:r>
+              <w:rPr>
+                <w:rStyle w:val="VerbatimChar"/>
+              </w:rPr>
+              <w:t xml:space="preserve">std::generator</w:t>
+            </w:r>
+            <w:r>
+              <w:t xml:space="preserve">, a lazy parser, what happens to a suspended coroutine</w:t>
             </w:r>
           </w:p>
         </w:tc>
@@ -6066,40 +6999,40 @@
               <w:jc w:val="left"/>
             </w:pPr>
             <w:r>
-              <w:t xml:space="preserve">1:30</w:t>
-            </w:r>
-          </w:p>
-        </w:tc>
-        <w:tc>
-          <w:tcPr/>
-          <w:p>
-            <w:pPr>
-              <w:pStyle w:val="Compact"/>
-              <w:jc w:val="left"/>
-            </w:pPr>
-            <w:r>
-              <w:t xml:space="preserve">Adoption roadmap workshop</w:t>
-            </w:r>
-          </w:p>
-        </w:tc>
-        <w:tc>
-          <w:tcPr/>
-          <w:p>
-            <w:pPr>
-              <w:pStyle w:val="Compact"/>
-              <w:jc w:val="left"/>
-            </w:pPr>
-            <w:r>
-              <w:t xml:space="preserve">A prioritized plan for moving a C++11 codebase forward: tier 1 (zero-risk, mechanical:</w:t>
-            </w:r>
-            <w:r>
-              <w:t xml:space="preserve"> </w:t>
-            </w:r>
-            <w:r>
-              <w:rPr>
-                <w:rStyle w:val="VerbatimChar"/>
-              </w:rPr>
-              <w:t xml:space="preserve">make_unique</w:t>
+              <w:t xml:space="preserve">1:00</w:t>
+            </w:r>
+          </w:p>
+        </w:tc>
+        <w:tc>
+          <w:tcPr/>
+          <w:p>
+            <w:pPr>
+              <w:pStyle w:val="Compact"/>
+              <w:jc w:val="left"/>
+            </w:pPr>
+            <w:r>
+              <w:t xml:space="preserve">Modules</w:t>
+            </w:r>
+          </w:p>
+        </w:tc>
+        <w:tc>
+          <w:tcPr/>
+          <w:p>
+            <w:pPr>
+              <w:pStyle w:val="Compact"/>
+              <w:jc w:val="left"/>
+            </w:pPr>
+            <w:r>
+              <w:t xml:space="preserve">What modules fix (header parsing cost, macro leakage, ODR fragility) and what they do not.</w:t>
+            </w:r>
+            <w:r>
+              <w:t xml:space="preserve"> </w:t>
+            </w:r>
+            <w:r>
+              <w:rPr>
+                <w:rStyle w:val="VerbatimChar"/>
+              </w:rPr>
+              <w:t xml:space="preserve">export module</w:t>
             </w:r>
             <w:r>
               <w:t xml:space="preserve">,</w:t>
@@ -6111,133 +7044,25 @@
               <w:rPr>
                 <w:rStyle w:val="VerbatimChar"/>
               </w:rPr>
-              <w:t xml:space="preserve">[[nodiscard]]</w:t>
-            </w:r>
-            <w:r>
-              <w:t xml:space="preserve">, structured bindings,</w:t>
-            </w:r>
-            <w:r>
-              <w:t xml:space="preserve"> </w:t>
-            </w:r>
-            <w:r>
-              <w:rPr>
-                <w:rStyle w:val="VerbatimChar"/>
-              </w:rPr>
-              <w:t xml:space="preserve">string_view</w:t>
-            </w:r>
-            <w:r>
-              <w:t xml:space="preserve"> </w:t>
-            </w:r>
-            <w:r>
-              <w:t xml:space="preserve">at boundaries,</w:t>
-            </w:r>
-            <w:r>
-              <w:t xml:space="preserve"> </w:t>
-            </w:r>
-            <w:r>
-              <w:rPr>
-                <w:rStyle w:val="VerbatimChar"/>
-              </w:rPr>
-              <w:t xml:space="preserve">optional</w:t>
-            </w:r>
-            <w:r>
-              <w:t xml:space="preserve"> </w:t>
-            </w:r>
-            <w:r>
-              <w:t xml:space="preserve">for sentinels); tier 2 (interface changes:</w:t>
-            </w:r>
-            <w:r>
-              <w:t xml:space="preserve"> </w:t>
-            </w:r>
-            <w:r>
-              <w:rPr>
-                <w:rStyle w:val="VerbatimChar"/>
-              </w:rPr>
-              <w:t xml:space="preserve">span</w:t>
-            </w:r>
-            <w:r>
-              <w:t xml:space="preserve">,</w:t>
-            </w:r>
-            <w:r>
-              <w:t xml:space="preserve"> </w:t>
-            </w:r>
-            <w:r>
-              <w:rPr>
-                <w:rStyle w:val="VerbatimChar"/>
-              </w:rPr>
-              <w:t xml:space="preserve">expected</w:t>
-            </w:r>
-            <w:r>
-              <w:t xml:space="preserve">, concepts on public templates,</w:t>
-            </w:r>
-            <w:r>
-              <w:t xml:space="preserve"> </w:t>
-            </w:r>
-            <w:r>
-              <w:rPr>
-                <w:rStyle w:val="VerbatimChar"/>
-              </w:rPr>
-              <w:t xml:space="preserve">std::format</w:t>
-            </w:r>
-            <w:r>
-              <w:t xml:space="preserve">); tier 3 (architectural: ranges pipelines,</w:t>
-            </w:r>
-            <w:r>
-              <w:t xml:space="preserve"> </w:t>
-            </w:r>
-            <w:r>
-              <w:rPr>
-                <w:rStyle w:val="VerbatimChar"/>
-              </w:rPr>
-              <w:t xml:space="preserve">stop_token</w:t>
-            </w:r>
-            <w:r>
-              <w:t xml:space="preserve"> </w:t>
-            </w:r>
-            <w:r>
-              <w:t xml:space="preserve">cancellation, coroutines, modules);</w:t>
-            </w:r>
-            <w:r>
-              <w:t xml:space="preserve"> </w:t>
-            </w:r>
-            <w:r>
-              <w:rPr>
-                <w:rStyle w:val="VerbatimChar"/>
-              </w:rPr>
-              <w:t xml:space="preserve">jthread</w:t>
-            </w:r>
-            <w:r>
-              <w:t xml:space="preserve"> </w:t>
-            </w:r>
-            <w:r>
-              <w:t xml:space="preserve">itself is a tier-1 swap for</w:t>
-            </w:r>
-            <w:r>
-              <w:t xml:space="preserve"> </w:t>
-            </w:r>
-            <w:r>
-              <w:rPr>
-                <w:rStyle w:val="VerbatimChar"/>
-              </w:rPr>
-              <w:t xml:space="preserve">thread</w:t>
-            </w:r>
-            <w:r>
-              <w:t xml:space="preserve">. clang-tidy</w:t>
-            </w:r>
-            <w:r>
-              <w:t xml:space="preserve"> </w:t>
-            </w:r>
-            <w:r>
-              <w:rPr>
-                <w:rStyle w:val="VerbatimChar"/>
-              </w:rPr>
-              <w:t xml:space="preserve">modernize-*</w:t>
-            </w:r>
-            <w:r>
-              <w:t xml:space="preserve"> </w:t>
-            </w:r>
-            <w:r>
-              <w:t xml:space="preserve">checks as a force multiplier; compiler flag progression; how to write a coding-standard update. Attendees draft a tier-1 list for their own codebase</w:t>
+              <w:t xml:space="preserve">import</w:t>
+            </w:r>
+            <w:r>
+              <w:t xml:space="preserve">, module partitions, header units.</w:t>
+            </w:r>
+            <w:r>
+              <w:t xml:space="preserve"> </w:t>
+            </w:r>
+            <w:r>
+              <w:rPr>
+                <w:rStyle w:val="VerbatimChar"/>
+              </w:rPr>
+              <w:t xml:space="preserve">import std;</w:t>
+            </w:r>
+            <w:r>
+              <w:t xml:space="preserve"> </w:t>
+            </w:r>
+            <w:r>
+              <w:t xml:space="preserve">(C++23). The honest current state of build system and compiler support (CMake 3.28+, GCC, Clang, MSVC) and a recommended adoption posture</w:t>
             </w:r>
           </w:p>
         </w:tc>
@@ -6251,7 +7076,443 @@
               <w:jc w:val="left"/>
             </w:pPr>
             <w:r>
-              <w:t xml:space="preserve">1:50</w:t>
+              <w:t xml:space="preserve">1:16</w:t>
+            </w:r>
+          </w:p>
+        </w:tc>
+        <w:tc>
+          <w:tcPr/>
+          <w:p>
+            <w:pPr>
+              <w:pStyle w:val="Compact"/>
+              <w:jc w:val="left"/>
+            </w:pPr>
+            <w:r>
+              <w:t xml:space="preserve">Deprecations and removals to audit for</w:t>
+            </w:r>
+          </w:p>
+        </w:tc>
+        <w:tc>
+          <w:tcPr/>
+          <w:p>
+            <w:pPr>
+              <w:pStyle w:val="Compact"/>
+              <w:jc w:val="left"/>
+            </w:pPr>
+            <w:r>
+              <w:t xml:space="preserve">Cumulative list across C++14/17/20/23:</w:t>
+            </w:r>
+            <w:r>
+              <w:t xml:space="preserve"> </w:t>
+            </w:r>
+            <w:r>
+              <w:rPr>
+                <w:rStyle w:val="VerbatimChar"/>
+              </w:rPr>
+              <w:t xml:space="preserve">auto_ptr</w:t>
+            </w:r>
+            <w:r>
+              <w:t xml:space="preserve">,</w:t>
+            </w:r>
+            <w:r>
+              <w:t xml:space="preserve"> </w:t>
+            </w:r>
+            <w:r>
+              <w:rPr>
+                <w:rStyle w:val="VerbatimChar"/>
+              </w:rPr>
+              <w:t xml:space="preserve">random_shuffle</w:t>
+            </w:r>
+            <w:r>
+              <w:t xml:space="preserve">,</w:t>
+            </w:r>
+            <w:r>
+              <w:t xml:space="preserve"> </w:t>
+            </w:r>
+            <w:r>
+              <w:rPr>
+                <w:rStyle w:val="VerbatimChar"/>
+              </w:rPr>
+              <w:t xml:space="preserve">std::iterator</w:t>
+            </w:r>
+            <w:r>
+              <w:t xml:space="preserve">,</w:t>
+            </w:r>
+            <w:r>
+              <w:t xml:space="preserve"> </w:t>
+            </w:r>
+            <w:r>
+              <w:rPr>
+                <w:rStyle w:val="VerbatimChar"/>
+              </w:rPr>
+              <w:t xml:space="preserve">throw()</w:t>
+            </w:r>
+            <w:r>
+              <w:t xml:space="preserve">,</w:t>
+            </w:r>
+            <w:r>
+              <w:t xml:space="preserve"> </w:t>
+            </w:r>
+            <w:r>
+              <w:rPr>
+                <w:rStyle w:val="VerbatimChar"/>
+              </w:rPr>
+              <w:t xml:space="preserve">bind1st</w:t>
+            </w:r>
+            <w:r>
+              <w:t xml:space="preserve">/</w:t>
+            </w:r>
+            <w:r>
+              <w:rPr>
+                <w:rStyle w:val="VerbatimChar"/>
+              </w:rPr>
+              <w:t xml:space="preserve">bind2nd</w:t>
+            </w:r>
+            <w:r>
+              <w:t xml:space="preserve">,</w:t>
+            </w:r>
+            <w:r>
+              <w:t xml:space="preserve"> </w:t>
+            </w:r>
+            <w:r>
+              <w:rPr>
+                <w:rStyle w:val="VerbatimChar"/>
+              </w:rPr>
+              <w:t xml:space="preserve">std::result_of</w:t>
+            </w:r>
+            <w:r>
+              <w:t xml:space="preserve">,</w:t>
+            </w:r>
+            <w:r>
+              <w:t xml:space="preserve"> </w:t>
+            </w:r>
+            <w:r>
+              <w:rPr>
+                <w:rStyle w:val="VerbatimChar"/>
+              </w:rPr>
+              <w:t xml:space="preserve">strstream</w:t>
+            </w:r>
+            <w:r>
+              <w:t xml:space="preserve">,</w:t>
+            </w:r>
+            <w:r>
+              <w:t xml:space="preserve"> </w:t>
+            </w:r>
+            <w:r>
+              <w:rPr>
+                <w:rStyle w:val="VerbatimChar"/>
+              </w:rPr>
+              <w:t xml:space="preserve">codecvt</w:t>
+            </w:r>
+            <w:r>
+              <w:t xml:space="preserve">, volatile compound operations (C++20, partially restored in C++23),</w:t>
+            </w:r>
+            <w:r>
+              <w:t xml:space="preserve"> </w:t>
+            </w:r>
+            <w:r>
+              <w:rPr>
+                <w:rStyle w:val="VerbatimChar"/>
+              </w:rPr>
+              <w:t xml:space="preserve">std::aligned_storage</w:t>
+            </w:r>
+            <w:r>
+              <w:t xml:space="preserve">/</w:t>
+            </w:r>
+            <w:r>
+              <w:rPr>
+                <w:rStyle w:val="VerbatimChar"/>
+              </w:rPr>
+              <w:t xml:space="preserve">aligned_union</w:t>
+            </w:r>
+            <w:r>
+              <w:t xml:space="preserve"> </w:t>
+            </w:r>
+            <w:r>
+              <w:t xml:space="preserve">(C++23), garbage-collection API (C++23). How to find them with</w:t>
+            </w:r>
+            <w:r>
+              <w:t xml:space="preserve"> </w:t>
+            </w:r>
+            <w:r>
+              <w:rPr>
+                <w:rStyle w:val="VerbatimChar"/>
+              </w:rPr>
+              <w:t xml:space="preserve">-Wdeprecated-declarations</w:t>
+            </w:r>
+            <w:r>
+              <w:t xml:space="preserve"> </w:t>
+            </w:r>
+            <w:r>
+              <w:t xml:space="preserve">(on by default) and clang-tidy</w:t>
+            </w:r>
+          </w:p>
+        </w:tc>
+      </w:tr>
+      <w:tr>
+        <w:tc>
+          <w:tcPr/>
+          <w:p>
+            <w:pPr>
+              <w:pStyle w:val="Compact"/>
+              <w:jc w:val="left"/>
+            </w:pPr>
+            <w:r>
+              <w:t xml:space="preserve">1:20</w:t>
+            </w:r>
+          </w:p>
+        </w:tc>
+        <w:tc>
+          <w:tcPr/>
+          <w:p>
+            <w:pPr>
+              <w:pStyle w:val="Compact"/>
+              <w:jc w:val="left"/>
+            </w:pPr>
+            <w:r>
+              <w:rPr>
+                <w:bCs/>
+                <w:b/>
+              </w:rPr>
+              <w:t xml:space="preserve">Lab</w:t>
+            </w:r>
+            <w:r>
+              <w:t xml:space="preserve"> </w:t>
+            </w:r>
+            <w:r>
+              <w:t xml:space="preserve">(10 min)</w:t>
+            </w:r>
+          </w:p>
+        </w:tc>
+        <w:tc>
+          <w:tcPr/>
+          <w:p>
+            <w:pPr>
+              <w:pStyle w:val="Compact"/>
+              <w:jc w:val="left"/>
+            </w:pPr>
+            <w:r>
+              <w:rPr>
+                <w:rStyle w:val="VerbatimChar"/>
+              </w:rPr>
+              <w:t xml:space="preserve">lab3_deprecations.cpp</w:t>
+            </w:r>
+            <w:r>
+              <w:t xml:space="preserve">: a file with six deprecation warnings under</w:t>
+            </w:r>
+            <w:r>
+              <w:t xml:space="preserve"> </w:t>
+            </w:r>
+            <w:r>
+              <w:rPr>
+                <w:rStyle w:val="VerbatimChar"/>
+              </w:rPr>
+              <w:t xml:space="preserve">-std=c++23</w:t>
+            </w:r>
+            <w:r>
+              <w:t xml:space="preserve"> </w:t>
+            </w:r>
+            <w:r>
+              <w:t xml:space="preserve">brought to zero, same output (modules cannot run as one Compiler Explorer file, so this is block 3's lab)</w:t>
+            </w:r>
+          </w:p>
+        </w:tc>
+      </w:tr>
+      <w:tr>
+        <w:tc>
+          <w:tcPr/>
+          <w:p>
+            <w:pPr>
+              <w:pStyle w:val="Compact"/>
+              <w:jc w:val="left"/>
+            </w:pPr>
+            <w:r>
+              <w:t xml:space="preserve">1:30</w:t>
+            </w:r>
+          </w:p>
+        </w:tc>
+        <w:tc>
+          <w:tcPr/>
+          <w:p>
+            <w:pPr>
+              <w:pStyle w:val="Compact"/>
+              <w:jc w:val="left"/>
+            </w:pPr>
+            <w:r>
+              <w:t xml:space="preserve">Adoption roadmap workshop</w:t>
+            </w:r>
+          </w:p>
+        </w:tc>
+        <w:tc>
+          <w:tcPr/>
+          <w:p>
+            <w:pPr>
+              <w:pStyle w:val="Compact"/>
+              <w:jc w:val="left"/>
+            </w:pPr>
+            <w:r>
+              <w:t xml:space="preserve">A prioritized plan for moving a C++11 codebase forward: tier 1 (zero-risk, mechanical:</w:t>
+            </w:r>
+            <w:r>
+              <w:t xml:space="preserve"> </w:t>
+            </w:r>
+            <w:r>
+              <w:rPr>
+                <w:rStyle w:val="VerbatimChar"/>
+              </w:rPr>
+              <w:t xml:space="preserve">make_unique</w:t>
+            </w:r>
+            <w:r>
+              <w:t xml:space="preserve">,</w:t>
+            </w:r>
+            <w:r>
+              <w:t xml:space="preserve"> </w:t>
+            </w:r>
+            <w:r>
+              <w:rPr>
+                <w:rStyle w:val="VerbatimChar"/>
+              </w:rPr>
+              <w:t xml:space="preserve">[[nodiscard]]</w:t>
+            </w:r>
+            <w:r>
+              <w:t xml:space="preserve">, structured bindings,</w:t>
+            </w:r>
+            <w:r>
+              <w:t xml:space="preserve"> </w:t>
+            </w:r>
+            <w:r>
+              <w:rPr>
+                <w:rStyle w:val="VerbatimChar"/>
+              </w:rPr>
+              <w:t xml:space="preserve">string_view</w:t>
+            </w:r>
+            <w:r>
+              <w:t xml:space="preserve"> </w:t>
+            </w:r>
+            <w:r>
+              <w:t xml:space="preserve">at boundaries,</w:t>
+            </w:r>
+            <w:r>
+              <w:t xml:space="preserve"> </w:t>
+            </w:r>
+            <w:r>
+              <w:rPr>
+                <w:rStyle w:val="VerbatimChar"/>
+              </w:rPr>
+              <w:t xml:space="preserve">optional</w:t>
+            </w:r>
+            <w:r>
+              <w:t xml:space="preserve"> </w:t>
+            </w:r>
+            <w:r>
+              <w:t xml:space="preserve">for sentinels); tier 2 (interface changes:</w:t>
+            </w:r>
+            <w:r>
+              <w:t xml:space="preserve"> </w:t>
+            </w:r>
+            <w:r>
+              <w:rPr>
+                <w:rStyle w:val="VerbatimChar"/>
+              </w:rPr>
+              <w:t xml:space="preserve">span</w:t>
+            </w:r>
+            <w:r>
+              <w:t xml:space="preserve">,</w:t>
+            </w:r>
+            <w:r>
+              <w:t xml:space="preserve"> </w:t>
+            </w:r>
+            <w:r>
+              <w:rPr>
+                <w:rStyle w:val="VerbatimChar"/>
+              </w:rPr>
+              <w:t xml:space="preserve">expected</w:t>
+            </w:r>
+            <w:r>
+              <w:t xml:space="preserve">, concepts on public templates,</w:t>
+            </w:r>
+            <w:r>
+              <w:t xml:space="preserve"> </w:t>
+            </w:r>
+            <w:r>
+              <w:rPr>
+                <w:rStyle w:val="VerbatimChar"/>
+              </w:rPr>
+              <w:t xml:space="preserve">std::format</w:t>
+            </w:r>
+            <w:r>
+              <w:t xml:space="preserve">); tier 3 (architectural: ranges pipelines,</w:t>
+            </w:r>
+            <w:r>
+              <w:t xml:space="preserve"> </w:t>
+            </w:r>
+            <w:r>
+              <w:rPr>
+                <w:rStyle w:val="VerbatimChar"/>
+              </w:rPr>
+              <w:t xml:space="preserve">stop_token</w:t>
+            </w:r>
+            <w:r>
+              <w:t xml:space="preserve"> </w:t>
+            </w:r>
+            <w:r>
+              <w:t xml:space="preserve">cancellation, coroutines, modules);</w:t>
+            </w:r>
+            <w:r>
+              <w:t xml:space="preserve"> </w:t>
+            </w:r>
+            <w:r>
+              <w:rPr>
+                <w:rStyle w:val="VerbatimChar"/>
+              </w:rPr>
+              <w:t xml:space="preserve">jthread</w:t>
+            </w:r>
+            <w:r>
+              <w:t xml:space="preserve"> </w:t>
+            </w:r>
+            <w:r>
+              <w:t xml:space="preserve">itself is a tier-1 swap for</w:t>
+            </w:r>
+            <w:r>
+              <w:t xml:space="preserve"> </w:t>
+            </w:r>
+            <w:r>
+              <w:rPr>
+                <w:rStyle w:val="VerbatimChar"/>
+              </w:rPr>
+              <w:t xml:space="preserve">thread</w:t>
+            </w:r>
+            <w:r>
+              <w:t xml:space="preserve">. clang-tidy</w:t>
+            </w:r>
+            <w:r>
+              <w:t xml:space="preserve"> </w:t>
+            </w:r>
+            <w:r>
+              <w:rPr>
+                <w:rStyle w:val="VerbatimChar"/>
+              </w:rPr>
+              <w:t xml:space="preserve">modernize-*</w:t>
+            </w:r>
+            <w:r>
+              <w:t xml:space="preserve"> </w:t>
+            </w:r>
+            <w:r>
+              <w:t xml:space="preserve">checks as a force multiplier; compiler flag progression; how to write a coding-standard update. The worksheet is the block's ten-minute lab (1:35): attendees draft a tier-1 list for their own codebase and three volunteers read theirs</w:t>
+            </w:r>
+          </w:p>
+        </w:tc>
+      </w:tr>
+      <w:tr>
+        <w:tc>
+          <w:tcPr/>
+          <w:p>
+            <w:pPr>
+              <w:pStyle w:val="Compact"/>
+              <w:jc w:val="left"/>
+            </w:pPr>
+            <w:r>
+              <w:t xml:space="preserve">1:45</w:t>
             </w:r>
           </w:p>
         </w:tc>
@@ -6334,7 +7595,22 @@
         <w:pStyle w:val="FirstParagraph"/>
       </w:pPr>
       <w:r>
-        <w:t xml:space="preserve">Each session includes a 20-minute guided exercise done on Compiler Explorer or a local toolchain. Exercises are cumulative: the Session 1 file is the one modernized further in Sessions 2 through 4, so attendees finish with a single C++11 program fully carried to C++23.</w:t>
+        <w:t xml:space="preserve">Session 1 ends with a 20-minute guided exercise. From Session 2 on, every lecture block is followed by a 10-minute lab done on Compiler Explorer (no local toolchain needed; the same files are in the repo under</w:t>
+      </w:r>
+      <w:r>
+        <w:t xml:space="preserve"> </w:t>
+      </w:r>
+      <w:r>
+        <w:rPr>
+          <w:rStyle w:val="VerbatimChar"/>
+        </w:rPr>
+        <w:t xml:space="preserve">labs/</w:t>
+      </w:r>
+      <w:r>
+        <w:t xml:space="preserve"> </w:t>
+      </w:r>
+      <w:r>
+        <w:t xml:space="preserve">with a finished version beside each starter), four labs per session, fifteen in all, plus the adoption-roadmap worksheet in Session 5. The telemetry exercise is cumulative and done at home: the Session 1 file is the one modernized further in Sessions 2 through 5, so attendees finish with a single C++11 program fully carried to C++23.</w:t>
       </w:r>
     </w:p>
     <w:p>
